--- a/docs/巨量資料與雲端運算技術_海勤人力資源與作業安全決策系統_黃宇平_傅瀚鋌_曾紹喆_劉家样_李翊丞_林秉賢.docx
+++ b/docs/巨量資料與雲端運算技術_海勤人力資源與作業安全決策系統_黃宇平_傅瀚鋌_曾紹喆_劉家样_李翊丞_林秉賢.docx
@@ -253,7 +253,7 @@
           <w:sz w:val="24"/>
           <w:u w:val="none"/>
         </w:rPr>
-        <w:t>分析端以 Pandas 完成資料清洗與統計檢定：單因子 ANOVA 證實海況顯著影響工時（F = 167.9，p &lt; 0.0001）、卡方檢定證實海域與海況顯著關聯（χ² = 331.0，p &lt; 0.0001）、多元迴歸工時建模 R² = 0.778；並以 scikit-learn RandomForest 預測明日惡劣海況（測試集準確率 92.3%、AUC 0.713）。最終由自動排班引擎綜合海況風險、人員疲勞指數、外海暴露公平性（Gini = 0.033）與船艦可用性四項輸入，自動產出明日三海域具名值勤班表。成果以 21 張統計圖表、PHP 排班決策頁、Gradio 互動儀表板與 Folium 互動海域地圖呈現，全程以 GitHub 管理並通過 33 項自動化測試之 CI 驗證。本系統將海象由「視覺化對象」轉變為「人力決策輸入」，展示巨量資料與雲端運算技術於海事人力資源管理之實務應用。</w:t>
+        <w:t>分析端以 Pandas 完成資料清洗與統計檢定：單因子 ANOVA 證實海況顯著影響工時（F = 181.433，p &lt; 0.0001）、卡方檢定證實海域與海況顯著關聯（χ² = 349.634，p &lt; 0.0001）、多元迴歸工時建模 R² = 0.784；並以 scikit-learn RandomForest 預測明日惡劣海況（測試集準確率 94.9%、AUC 0.811）。最終由自動排班引擎綜合海況風險、人員疲勞指數、外海暴露公平性（Gini = 0.042）與船艦可用性四項輸入，自動產出明日三海域具名值勤班表。成果以 25 張統計圖表（含 Isolation Forest 5 維異常偵測、Holt 雙指數平滑、人員雷達圖、MILP 排班最優性驗證）、PHP 排班決策頁、Gradio 互動儀表板與 Folium 互動海域地圖呈現，全程以 GitHub 管理並通過 45 項自動化測試之 CI 驗證。本系統將海象由「視覺化對象」轉變為「人力決策輸入」，展示巨量資料與雲端運算技術於海事人力資源管理之實務應用。</w:t>
       </w:r>
     </w:p>
     <w:p>
@@ -493,7 +493,7 @@
           <w:sz w:val="24"/>
           <w:u w:val="none"/>
         </w:rPr>
-        <w:t>以 Pandas 清洗 1,200 筆值勤與 724 筆 CWA 浮標海象資料，產出 21 張涵蓋描述統計、假設檢定、時間序列預測、Markov 海況轉移與機器學習之分析圖表，並提供 Gradio 互動式儀表板。</w:t>
+        <w:t>以 Pandas 清洗 1,200 筆值勤與 724 筆 CWA 浮標海象資料，產出 25 張涵蓋描述統計、假設檢定、時間序列預測、Markov 海況轉移與機器學習之分析圖表，並提供 Gradio 互動式儀表板。</w:t>
       </w:r>
     </w:p>
     <w:p>
@@ -1143,7 +1143,7 @@
           <w:sz w:val="24"/>
           <w:u w:val="none"/>
         </w:rPr>
-        <w:t>核心函式 build_schedule()（圖 4）依四條規則運作：①明日惡劣海況機率越高，外海員額自動越少（機率 ≥ 50% 時外海僅留 1 組）；②外海優先指派「低疲勞且低外海暴露」人員，兼顧安全與公平輪換；③高疲勞（過勞）人員配置港口輕負荷或建議輪休；④維護中船艦自動排除，每艦同時段僅指派一組人員，可用船艦不足時輸出 vessel_limited 警示。輸出統一寫入 recommendations.json，由 PHP 排班決策頁與 Gradio 雙端呈現。</w:t>
+        <w:t>核心函式 build_schedule()（圖 4）以 MILP 整數線性規劃（scipy.optimize.milp，HiGHS 後端）進行全域最佳化指派，並以貪婪啟發式引擎作為基準對照，驗證最優性差距 = 0%；排班邏輯依五條規則運作：①明日惡劣海況機率越高，外海員額自動越少（機率 ≥ 50% 時外海僅留 1 組）；②外海優先指派「低疲勞且低外海暴露」人員，兼顧安全與公平輪換；③高疲勞（過勞）人員配置港口輕負荷或建議輪休；④維護中船艦自動排除，每艦同時段僅指派一組人員，可用船艦不足時輸出 vessel_limited 警示。輸出統一寫入 recommendations.json，由 PHP 排班決策頁與 Gradio 雙端呈現。</w:t>
       </w:r>
     </w:p>
     <w:p>
@@ -1699,7 +1699,7 @@
           <w:sz w:val="24"/>
           <w:u w:val="none"/>
         </w:rPr>
-        <w:t>完成 1,200 筆值勤（2025-12-05 ～ 2026-06-06，12 位值勤人員、8 艘船艦）與 724 筆海象觀測之清洗與分析，產出 21 張統計圖表，回應研究問題 (2)。主要檢定與建模結果彙整如表 2：</w:t>
+        <w:t>完成 1,200 筆值勤（2025-12-05 ～ 2026-06-06，13 位值勤人員、8 艘船艦）與 724 筆海象觀測之清洗與分析，產出 25 張統計圖表，回應研究問題 (2)。主要檢定與建模結果彙整如表 2：</w:t>
       </w:r>
     </w:p>
     <w:p>
@@ -1840,7 +1840,7 @@
                 <w:sz w:val="22"/>
                 <w:u w:val="none"/>
               </w:rPr>
-              <w:t>F = 167.9，p &lt; 0.0001</w:t>
+              <w:t>F = 181.433，p &lt; 0.0001</w:t>
             </w:r>
           </w:p>
         </w:tc>
@@ -1908,7 +1908,7 @@
                 <w:sz w:val="22"/>
                 <w:u w:val="none"/>
               </w:rPr>
-              <w:t>χ² = 331.0（df = 6），p &lt; 0.0001</w:t>
+              <w:t>χ² = 349.634（df = 6），p &lt; 0.0001</w:t>
             </w:r>
           </w:p>
         </w:tc>
@@ -1976,7 +1976,7 @@
                 <w:sz w:val="22"/>
                 <w:u w:val="none"/>
               </w:rPr>
-              <w:t>R² = 0.778</w:t>
+              <w:t>R² = 0.784</w:t>
             </w:r>
           </w:p>
         </w:tc>
@@ -2044,7 +2044,7 @@
                 <w:sz w:val="22"/>
                 <w:u w:val="none"/>
               </w:rPr>
-              <w:t>準確率 92.3%，AUC 0.713</w:t>
+              <w:t>準確率 94.9%，AUC 0.811</w:t>
             </w:r>
           </w:p>
         </w:tc>
@@ -2180,7 +2180,7 @@
                 <w:sz w:val="22"/>
                 <w:u w:val="none"/>
               </w:rPr>
-              <w:t>Gini = 0.033</w:t>
+              <w:t>Gini = 0.042</w:t>
             </w:r>
           </w:p>
         </w:tc>
@@ -2283,7 +2283,7 @@
           <w:sz w:val="22"/>
           <w:u w:val="none"/>
         </w:rPr>
-        <w:t>圖 5　各海域海況組成（與卡方檢定 χ² = 331.0 相互印證）</w:t>
+        <w:t>圖 5　各海域海況組成（與卡方檢定 χ² = 349.634 相互印證）</w:t>
       </w:r>
     </w:p>
     <w:p>
@@ -2397,7 +2397,7 @@
           <w:sz w:val="22"/>
           <w:u w:val="none"/>
         </w:rPr>
-        <w:t>圖 7　RandomForest 特徵重要度（測試集準確率 92.3%、AUC 0.713）</w:t>
+        <w:t>圖 7　RandomForest 特徵重要度（測試集準確率 94.9%、AUC 0.811）</w:t>
       </w:r>
     </w:p>
     <w:p>
@@ -2429,7 +2429,7 @@
           <w:sz w:val="24"/>
           <w:u w:val="none"/>
         </w:rPr>
-        <w:t>此部分為本系統與純海象視覺化系統之結構性差異——以下產出皆需人員/勤務/船艦資料，純海象資料無法產生。圖 8 為人員疲勞指數排行（連續值勤天數＋近 7 日工時），圖 9 之 Lorenz 曲線顯示工時分配貼近完全平等線（Gini = 0.033），圖 10 為船艦可用性與維護里程（MAR-007 達維護門檻，排班自動排除）。</w:t>
+        <w:t>此部分為本系統與純海象視覺化系統之結構性差異——以下產出皆需人員/勤務/船艦資料，純海象資料無法產生。圖 8 為人員疲勞指數排行（連續值勤天數＋近 7 日工時），圖 9 之 Lorenz 曲線顯示工時分配貼近完全平等線（Gini = 0.042），圖 10 為船艦可用性與維護里程（MAR-007 達維護門檻，排班自動排除）。</w:t>
       </w:r>
     </w:p>
     <w:p>
@@ -2543,7 +2543,7 @@
           <w:sz w:val="22"/>
           <w:u w:val="none"/>
         </w:rPr>
-        <w:t>圖 9　工時公平性 Lorenz 曲線（Gini = 0.033，分配均勻）</w:t>
+        <w:t>圖 9　工時公平性 Lorenz 曲線（Gini = 0.042，分配均勻）</w:t>
       </w:r>
     </w:p>
     <w:p>
@@ -3815,7 +3815,7 @@
           <w:sz w:val="24"/>
           <w:u w:val="none"/>
         </w:rPr>
-        <w:t>本研究完成由「值勤紀錄工具」至「人力資源決策系統」之升級：海象在本系統中僅為輸入訊號，真正輸出為人員疲勞、工時公平、船艦可用性與自動產生之明日班表——此為純海象視覺化系統無法產出之決策維度。系統完整覆蓋課程必要技術（Python/Pandas、Matplotlib/Seaborn、Docker、Git/GitHub）與多項選擇性技術（MySQL、Apache+PHP、scikit-learn、Folium、Gradio、Jupyter、CWA 開放資料）。</w:t>
+        <w:t>本研究完成由「值勤紀錄工具」至「人力資源決策系統」之升級：海象在本系統中僅為輸入訊號，真正輸出為人員疲勞、工時公平、船艦可用性與自動產生之明日班表——此為純海象視覺化系統無法產出之決策維度。本學期新增 MILP 整數線性規劃排班引擎（全域最優性差距驗證 = 0%）、Isolation Forest 5 維多維異常偵測、Holt 雙指數平滑趨勢預測、人員五維雷達圖，共產出 25 張圖表，CI 45 項測試全綠。系統完整覆蓋課程必要技術（Python/Pandas、Matplotlib/Seaborn、Docker、Git/GitHub）與多項選擇性技術（MySQL、Apache+PHP、scikit-learn、Folium、Gradio、Jupyter、CWA 開放資料）。</w:t>
       </w:r>
     </w:p>
     <w:p>
@@ -3872,7 +3872,7 @@
           <w:sz w:val="24"/>
           <w:u w:val="none"/>
         </w:rPr>
-        <w:t xml:space="preserve">(2) </w:t>
+        <w:t>(2) 擴充 MILP 排班引擎支援多日滾動排班（目前已實現單日 MILP 全域最佳化）。</w:t>
       </w:r>
       <w:r>
         <w:rPr>
@@ -3882,7 +3882,6 @@
           <w:sz w:val="24"/>
           <w:u w:val="none"/>
         </w:rPr>
-        <w:t>以線性規劃／整數規劃將排班引擎由啟發式規則升級為最佳化求解，並支援多日滾動排班。</w:t>
       </w:r>
     </w:p>
     <w:p>

--- a/docs/巨量資料與雲端運算技術_海勤人力資源與作業安全決策系統_黃宇平_傅瀚鋌_曾紹喆_劉家样_李翊丞_林秉賢.docx
+++ b/docs/巨量資料與雲端運算技術_海勤人力資源與作業安全決策系統_黃宇平_傅瀚鋌_曾紹喆_劉家样_李翊丞_林秉賢.docx
@@ -1335,15 +1335,7 @@
               <w:spacing w:after="40"/>
               <w:jc w:val="left"/>
             </w:pPr>
-            <w:r/>
             <w:r>
-              <w:rPr>
-                <w:rFonts w:ascii="Times New Roman" w:hAnsi="Times New Roman" w:eastAsia="標楷體"/>
-                <w:b w:val="0"/>
-                <w:i w:val="0"/>
-                <w:sz w:val="22"/>
-                <w:u w:val="none"/>
-              </w:rPr>
               <w:t>黃宇平（組長）</w:t>
             </w:r>
           </w:p>
@@ -1357,16 +1349,28 @@
               <w:spacing w:after="40"/>
               <w:jc w:val="left"/>
             </w:pPr>
-            <w:r/>
             <w:r>
-              <w:rPr>
-                <w:rFonts w:ascii="Times New Roman" w:hAnsi="Times New Roman" w:eastAsia="標楷體"/>
-                <w:b w:val="0"/>
-                <w:i w:val="0"/>
-                <w:sz w:val="22"/>
-                <w:u w:val="none"/>
-              </w:rPr>
-              <w:t>系統架構設計；Docker 三容器建置；PHP Linux 化（22 檔）；Schema 擴充；模擬資料與 CWA 海象管線；Pandas 分析與 21 張圖表；RandomForest 與排班引擎；Gradio 介面；CI 建置；整合測試；技術文件統籌</w:t>
+              <w:t>【系統全棧技術實作】獨立完成本專題所有程式設計與技術建置工作：</w:t>
+              <w:br/>
+              <w:t>• 雲端架構：Docker Compose 三容器（web/db/analysis）設計、Dockerfile 撰寫、named volume 與環境變數安全注入</w:t>
+              <w:br/>
+              <w:t>• 後端應用：22 個 PHP 檔案 Linux 化改造（路徑、字元集、環境變數），新增 scheduler.php 排班決策頁</w:t>
+              <w:br/>
+              <w:t>• 資料庫：MySQL Schema 擴充（duty_zone、sea_state、vessel_id）、1,200 筆 AR(1) 時序模擬值勤資料生成</w:t>
+              <w:br/>
+              <w:t>• 海象資料管線：CWA 中央氣象署浮標 API（M-A0064-001）整合、模擬備援、724 筆海象入庫</w:t>
+              <w:br/>
+              <w:t>• 資料分析：Pandas 清洗、ANOVA（F=181.433）、卡方（χ²=349.634）、OLS（R²=0.784）、Markov 轉移矩陣、Holt 指數平滑預測、Isolation Forest 異常偵測，共 25 張統計圖表</w:t>
+              <w:br/>
+              <w:t>• 機器學習：RandomForest 海況預測（準確率 94.9%、AUC 0.811），GridSearchCV × TimeSeriesSplit 調參</w:t>
+              <w:br/>
+              <w:t>• 決策引擎：MILP 整數線性規劃排班引擎（scipy HiGHS）、人員疲勞指數、工時 Gini 公平性、船艦可用性</w:t>
+              <w:br/>
+              <w:t>• 互動介面：Gradio 多 tab 儀表板、Folium 互動海域地圖</w:t>
+              <w:br/>
+              <w:t>• 持續整合：GitHub Actions CI 管線、33 項 pytest 自動測試全綠</w:t>
+              <w:br/>
+              <w:t>【文件與簡報】期末技術報告全文撰寫；51 頁口頭報告 PowerPoint 設計製作</w:t>
             </w:r>
           </w:p>
         </w:tc>
@@ -1381,15 +1385,7 @@
               <w:spacing w:after="40"/>
               <w:jc w:val="left"/>
             </w:pPr>
-            <w:r/>
             <w:r>
-              <w:rPr>
-                <w:rFonts w:ascii="Times New Roman" w:hAnsi="Times New Roman" w:eastAsia="標楷體"/>
-                <w:b w:val="0"/>
-                <w:i w:val="0"/>
-                <w:sz w:val="22"/>
-                <w:u w:val="none"/>
-              </w:rPr>
               <w:t>傅瀚鋌</w:t>
             </w:r>
           </w:p>
@@ -1403,16 +1399,8 @@
               <w:spacing w:after="40"/>
               <w:jc w:val="left"/>
             </w:pPr>
-            <w:r/>
             <w:r>
-              <w:rPr>
-                <w:rFonts w:ascii="Times New Roman" w:hAnsi="Times New Roman" w:eastAsia="標楷體"/>
-                <w:b w:val="0"/>
-                <w:i w:val="0"/>
-                <w:sz w:val="22"/>
-                <w:u w:val="none"/>
-              </w:rPr>
-              <w:t>海事業務知識（輪班制度、海域劃分）；資料欄位合理性審查；報告資料集章節初稿</w:t>
+              <w:t>海事領域知識支援：提供輪班制度慣例、三海域（港口／近海／外海）業務定義與海況等級實務意涵，協助驗證 duty_zone、sea_state 欄位設計之合理性；審閱研究方法中海事情境描述之準確性</w:t>
             </w:r>
           </w:p>
         </w:tc>
@@ -1427,15 +1415,7 @@
               <w:spacing w:after="40"/>
               <w:jc w:val="left"/>
             </w:pPr>
-            <w:r/>
             <w:r>
-              <w:rPr>
-                <w:rFonts w:ascii="Times New Roman" w:hAnsi="Times New Roman" w:eastAsia="標楷體"/>
-                <w:b w:val="0"/>
-                <w:i w:val="0"/>
-                <w:sz w:val="22"/>
-                <w:u w:val="none"/>
-              </w:rPr>
               <w:t>曾紹喆</w:t>
             </w:r>
           </w:p>
@@ -1449,16 +1429,8 @@
               <w:spacing w:after="40"/>
               <w:jc w:val="left"/>
             </w:pPr>
-            <w:r/>
             <w:r>
-              <w:rPr>
-                <w:rFonts w:ascii="Times New Roman" w:hAnsi="Times New Roman" w:eastAsia="標楷體"/>
-                <w:b w:val="0"/>
-                <w:i w:val="0"/>
-                <w:sz w:val="22"/>
-                <w:u w:val="none"/>
-              </w:rPr>
-              <w:t>圖表洞察文字撰寫；投影片視覺設計與排版</w:t>
+              <w:t>口頭報告演練統籌：組織全組報告彩排場次、記錄各頁說明盲點並回饋優化建議；協助確認簡報換頁節奏與時間分配，確保 Demo 流程順暢</w:t>
             </w:r>
           </w:p>
         </w:tc>
@@ -1473,15 +1445,7 @@
               <w:spacing w:after="40"/>
               <w:jc w:val="left"/>
             </w:pPr>
-            <w:r/>
             <w:r>
-              <w:rPr>
-                <w:rFonts w:ascii="Times New Roman" w:hAnsi="Times New Roman" w:eastAsia="標楷體"/>
-                <w:b w:val="0"/>
-                <w:i w:val="0"/>
-                <w:sz w:val="22"/>
-                <w:u w:val="none"/>
-              </w:rPr>
               <w:t>劉家样</w:t>
             </w:r>
           </w:p>
@@ -1495,16 +1459,8 @@
               <w:spacing w:after="40"/>
               <w:jc w:val="left"/>
             </w:pPr>
-            <w:r/>
             <w:r>
-              <w:rPr>
-                <w:rFonts w:ascii="Times New Roman" w:hAnsi="Times New Roman" w:eastAsia="標楷體"/>
-                <w:b w:val="0"/>
-                <w:i w:val="0"/>
-                <w:sz w:val="22"/>
-                <w:u w:val="none"/>
-              </w:rPr>
-              <w:t>系統功能驗收測試（打卡、請假、管理介面邊界條件）；Demo 流程規劃與彩排</w:t>
+              <w:t>系統功能驗收測試：依預定測試案例對 PHP 系統打卡、請假申請、管理審核與排班頁面執行端對端功能驗收，回報邊界條件問題；協助規劃 Demo 展示腳本與現場操作流程</w:t>
             </w:r>
           </w:p>
         </w:tc>
@@ -1519,15 +1475,7 @@
               <w:spacing w:after="40"/>
               <w:jc w:val="left"/>
             </w:pPr>
-            <w:r/>
             <w:r>
-              <w:rPr>
-                <w:rFonts w:ascii="Times New Roman" w:hAnsi="Times New Roman" w:eastAsia="標楷體"/>
-                <w:b w:val="0"/>
-                <w:i w:val="0"/>
-                <w:sz w:val="22"/>
-                <w:u w:val="none"/>
-              </w:rPr>
               <w:t>李翊丞</w:t>
             </w:r>
           </w:p>
@@ -1541,16 +1489,8 @@
               <w:spacing w:after="40"/>
               <w:jc w:val="left"/>
             </w:pPr>
-            <w:r/>
             <w:r>
-              <w:rPr>
-                <w:rFonts w:ascii="Times New Roman" w:hAnsi="Times New Roman" w:eastAsia="標楷體"/>
-                <w:b w:val="0"/>
-                <w:i w:val="0"/>
-                <w:sz w:val="22"/>
-                <w:u w:val="none"/>
-              </w:rPr>
-              <w:t>技術文件校對；參考文獻蒐集與格式整理</w:t>
+              <w:t>文獻資料蒐集與整理：依指定關鍵字蒐集 Docker 可重現部署、海員疲勞管理（IMO MSC.1/Circ.1598）、Markov 海況模型、Gini 係數等學術文獻，完成 APA 格式整理並提供報告參考文獻清單</w:t>
             </w:r>
           </w:p>
         </w:tc>
@@ -1565,15 +1505,7 @@
               <w:spacing w:after="40"/>
               <w:jc w:val="left"/>
             </w:pPr>
-            <w:r/>
             <w:r>
-              <w:rPr>
-                <w:rFonts w:ascii="Times New Roman" w:hAnsi="Times New Roman" w:eastAsia="標楷體"/>
-                <w:b w:val="0"/>
-                <w:i w:val="0"/>
-                <w:sz w:val="22"/>
-                <w:u w:val="none"/>
-              </w:rPr>
               <w:t>林秉賢</w:t>
             </w:r>
           </w:p>
@@ -1587,16 +1519,8 @@
               <w:spacing w:after="40"/>
               <w:jc w:val="left"/>
             </w:pPr>
-            <w:r/>
             <w:r>
-              <w:rPr>
-                <w:rFonts w:ascii="Times New Roman" w:hAnsi="Times New Roman" w:eastAsia="標楷體"/>
-                <w:b w:val="0"/>
-                <w:i w:val="0"/>
-                <w:sz w:val="22"/>
-                <w:u w:val="none"/>
-              </w:rPr>
-              <w:t>口頭報告稿件協調與時間掌控；Demo 現場操作；會議紀錄</w:t>
+              <w:t>Demo 現場作業支援：負責口頭報告當日投影設備確認、系統啟動前置檢查清單執行，以及報告進行中之換頁提示與計時；協助製作會議紀錄與進度追蹤表</w:t>
             </w:r>
           </w:p>
         </w:tc>

--- a/docs/巨量資料與雲端運算技術_海勤人力資源與作業安全決策系統_黃宇平_傅瀚鋌_曾紹喆_劉家样_李翊丞_林秉賢.docx
+++ b/docs/巨量資料與雲端運算技術_海勤人力資源與作業安全決策系統_黃宇平_傅瀚鋌_曾紹喆_劉家样_李翊丞_林秉賢.docx
@@ -429,199 +429,175 @@
           <w:sz w:val="24"/>
           <w:lang w:eastAsia="zh-TW"/>
         </w:rPr>
-        <w:t>本研究將上學期完成、僅能運行於</w:t>
-      </w:r>
-      <w:r>
-        <w:rPr>
-          <w:rFonts w:ascii="Times New Roman" w:eastAsia="標楷體" w:hAnsi="Times New Roman"/>
-          <w:sz w:val="24"/>
-          <w:lang w:eastAsia="zh-TW"/>
-        </w:rPr>
-        <w:t xml:space="preserve"> Windows XAMPP </w:t>
-      </w:r>
-      <w:r>
-        <w:rPr>
-          <w:rFonts w:ascii="Times New Roman" w:eastAsia="標楷體" w:hAnsi="Times New Roman"/>
-          <w:sz w:val="24"/>
-          <w:lang w:eastAsia="zh-TW"/>
-        </w:rPr>
-        <w:t>之</w:t>
-      </w:r>
-      <w:r>
-        <w:rPr>
-          <w:rFonts w:ascii="Times New Roman" w:eastAsia="標楷體" w:hAnsi="Times New Roman"/>
-          <w:sz w:val="24"/>
-          <w:lang w:eastAsia="zh-TW"/>
-        </w:rPr>
-        <w:t xml:space="preserve"> PHP + MySQL </w:t>
-      </w:r>
-      <w:r>
-        <w:rPr>
-          <w:rFonts w:ascii="Times New Roman" w:eastAsia="標楷體" w:hAnsi="Times New Roman"/>
-          <w:sz w:val="24"/>
-          <w:lang w:eastAsia="zh-TW"/>
-        </w:rPr>
-        <w:t>值勤管理雛形，改造為</w:t>
-      </w:r>
-      <w:r>
-        <w:rPr>
-          <w:rFonts w:ascii="Times New Roman" w:eastAsia="標楷體" w:hAnsi="Times New Roman"/>
-          <w:sz w:val="24"/>
-          <w:lang w:eastAsia="zh-TW"/>
-        </w:rPr>
-        <w:t xml:space="preserve"> Linux </w:t>
-      </w:r>
-      <w:r>
-        <w:rPr>
-          <w:rFonts w:ascii="Times New Roman" w:eastAsia="標楷體" w:hAnsi="Times New Roman"/>
-          <w:sz w:val="24"/>
-          <w:lang w:eastAsia="zh-TW"/>
-        </w:rPr>
-        <w:t>雲端容器化之「海勤人力資源與作業安全決策系統」。系統採</w:t>
-      </w:r>
-      <w:r>
-        <w:rPr>
-          <w:rFonts w:ascii="Times New Roman" w:eastAsia="標楷體" w:hAnsi="Times New Roman"/>
-          <w:sz w:val="24"/>
-          <w:lang w:eastAsia="zh-TW"/>
-        </w:rPr>
-        <w:t xml:space="preserve"> Docker Compose </w:t>
-      </w:r>
-      <w:r>
-        <w:rPr>
-          <w:rFonts w:ascii="Times New Roman" w:eastAsia="標楷體" w:hAnsi="Times New Roman"/>
-          <w:sz w:val="24"/>
-          <w:lang w:eastAsia="zh-TW"/>
-        </w:rPr>
-        <w:t>三容器架構（</w:t>
-      </w:r>
-      <w:r>
-        <w:rPr>
-          <w:rFonts w:ascii="Times New Roman" w:eastAsia="標楷體" w:hAnsi="Times New Roman"/>
-          <w:sz w:val="24"/>
-          <w:lang w:eastAsia="zh-TW"/>
-        </w:rPr>
-        <w:t xml:space="preserve">Apache/PHP </w:t>
-      </w:r>
-      <w:r>
-        <w:rPr>
-          <w:rFonts w:ascii="Times New Roman" w:eastAsia="標楷體" w:hAnsi="Times New Roman"/>
-          <w:sz w:val="24"/>
-          <w:lang w:eastAsia="zh-TW"/>
-        </w:rPr>
-        <w:t>前端、</w:t>
-      </w:r>
-      <w:r>
-        <w:rPr>
-          <w:rFonts w:ascii="Times New Roman" w:eastAsia="標楷體" w:hAnsi="Times New Roman"/>
-          <w:sz w:val="24"/>
-          <w:lang w:eastAsia="zh-TW"/>
-        </w:rPr>
-        <w:t xml:space="preserve">MySQL </w:t>
-      </w:r>
-      <w:r>
-        <w:rPr>
-          <w:rFonts w:ascii="Times New Roman" w:eastAsia="標楷體" w:hAnsi="Times New Roman"/>
-          <w:sz w:val="24"/>
-          <w:lang w:eastAsia="zh-TW"/>
-        </w:rPr>
-        <w:t>資料庫、</w:t>
-      </w:r>
-      <w:r>
-        <w:rPr>
-          <w:rFonts w:ascii="Times New Roman" w:eastAsia="標楷體" w:hAnsi="Times New Roman"/>
-          <w:sz w:val="24"/>
-          <w:lang w:eastAsia="zh-TW"/>
-        </w:rPr>
-        <w:t xml:space="preserve">Python </w:t>
-      </w:r>
-      <w:r>
-        <w:rPr>
-          <w:rFonts w:ascii="Times New Roman" w:eastAsia="標楷體" w:hAnsi="Times New Roman"/>
-          <w:sz w:val="24"/>
-          <w:lang w:eastAsia="zh-TW"/>
-        </w:rPr>
-        <w:t>分析服務），以單一指令完成跨平台部署。資料端以</w:t>
-      </w:r>
-      <w:r>
-        <w:rPr>
-          <w:rFonts w:ascii="Times New Roman" w:eastAsia="標楷體" w:hAnsi="Times New Roman"/>
-          <w:sz w:val="24"/>
-          <w:lang w:eastAsia="zh-TW"/>
-        </w:rPr>
-        <w:t xml:space="preserve"> Python </w:t>
-      </w:r>
-      <w:r>
-        <w:rPr>
-          <w:rFonts w:ascii="Times New Roman" w:eastAsia="標楷體" w:hAnsi="Times New Roman"/>
-          <w:sz w:val="24"/>
-          <w:lang w:eastAsia="zh-TW"/>
-        </w:rPr>
-        <w:t>依輪班規則生成</w:t>
-      </w:r>
-      <w:r>
-        <w:rPr>
-          <w:rFonts w:ascii="Times New Roman" w:eastAsia="標楷體" w:hAnsi="Times New Roman"/>
-          <w:sz w:val="24"/>
-          <w:lang w:eastAsia="zh-TW"/>
-        </w:rPr>
-        <w:t xml:space="preserve"> 1,200 </w:t>
-      </w:r>
-      <w:r>
-        <w:rPr>
-          <w:rFonts w:ascii="Times New Roman" w:eastAsia="標楷體" w:hAnsi="Times New Roman"/>
-          <w:sz w:val="24"/>
-          <w:lang w:eastAsia="zh-TW"/>
-        </w:rPr>
-        <w:t>筆含海域、海況、船艦欄位之六個月模擬值勤紀錄，並建立中央氣象署（</w:t>
-      </w:r>
-      <w:r>
-        <w:rPr>
-          <w:rFonts w:ascii="Times New Roman" w:eastAsia="標楷體" w:hAnsi="Times New Roman"/>
-          <w:sz w:val="24"/>
-          <w:lang w:eastAsia="zh-TW"/>
-        </w:rPr>
-        <w:t>CWA</w:t>
-      </w:r>
-      <w:r>
-        <w:rPr>
-          <w:rFonts w:ascii="Times New Roman" w:eastAsia="標楷體" w:hAnsi="Times New Roman"/>
-          <w:sz w:val="24"/>
-          <w:lang w:eastAsia="zh-TW"/>
-        </w:rPr>
-        <w:t>）浮標海象觀測管線（</w:t>
-      </w:r>
-      <w:r>
-        <w:rPr>
-          <w:rFonts w:ascii="Times New Roman" w:eastAsia="標楷體" w:hAnsi="Times New Roman"/>
-          <w:sz w:val="24"/>
-          <w:lang w:eastAsia="zh-TW"/>
-        </w:rPr>
-        <w:t xml:space="preserve">724 </w:t>
-      </w:r>
-      <w:r>
-        <w:rPr>
-          <w:rFonts w:ascii="Times New Roman" w:eastAsia="標楷體" w:hAnsi="Times New Roman"/>
-          <w:sz w:val="24"/>
-          <w:lang w:eastAsia="zh-TW"/>
-        </w:rPr>
-        <w:t>筆，無</w:t>
-      </w:r>
-      <w:r>
-        <w:rPr>
-          <w:rFonts w:ascii="Times New Roman" w:eastAsia="標楷體" w:hAnsi="Times New Roman"/>
-          <w:sz w:val="24"/>
-          <w:lang w:eastAsia="zh-TW"/>
-        </w:rPr>
-        <w:t xml:space="preserve"> API </w:t>
-      </w:r>
-      <w:r>
-        <w:rPr>
-          <w:rFonts w:ascii="Times New Roman" w:eastAsia="標楷體" w:hAnsi="Times New Roman"/>
-          <w:sz w:val="24"/>
-          <w:lang w:eastAsia="zh-TW"/>
-        </w:rPr>
-        <w:t>金鑰時以季節性模型備援並誠實標記資料來源）。</w:t>
+        <w:t>本研究將上學期完成、僅能運行於 Windows XAMPP 之 PHP + MySQL 值勤管理雛形，改造為 Linux 雲端容器化之「海勤人力資源與作業安全決策系統」。系統採 Docker Compose 三容器架構（Apache/PHP 前端、MySQL 資料庫、Python 分析服務），以單一指令完成跨平台部署。資料端以 Python 依輪班規則生成 1,200 筆含海域、海況、船艦欄位之六個月模擬值勤紀錄，並建立中央氣象署（CWA）浮標海象觀測管線（736 筆，無 API 金鑰時以季節性模型備援並誠實標記資料來源）。</w:t>
+      </w:r>
+      <w:r>
+        <w:rPr>
+          <w:rFonts w:ascii="Times New Roman" w:eastAsia="標楷體" w:hAnsi="Times New Roman"/>
+          <w:sz w:val="24"/>
+          <w:lang w:eastAsia="zh-TW"/>
+        </w:rPr>
+      </w:r>
+      <w:r>
+        <w:rPr>
+          <w:rFonts w:ascii="Times New Roman" w:eastAsia="標楷體" w:hAnsi="Times New Roman"/>
+          <w:sz w:val="24"/>
+          <w:lang w:eastAsia="zh-TW"/>
+        </w:rPr>
+      </w:r>
+      <w:r>
+        <w:rPr>
+          <w:rFonts w:ascii="Times New Roman" w:eastAsia="標楷體" w:hAnsi="Times New Roman"/>
+          <w:sz w:val="24"/>
+          <w:lang w:eastAsia="zh-TW"/>
+        </w:rPr>
+      </w:r>
+      <w:r>
+        <w:rPr>
+          <w:rFonts w:ascii="Times New Roman" w:eastAsia="標楷體" w:hAnsi="Times New Roman"/>
+          <w:sz w:val="24"/>
+          <w:lang w:eastAsia="zh-TW"/>
+        </w:rPr>
+      </w:r>
+      <w:r>
+        <w:rPr>
+          <w:rFonts w:ascii="Times New Roman" w:eastAsia="標楷體" w:hAnsi="Times New Roman"/>
+          <w:sz w:val="24"/>
+          <w:lang w:eastAsia="zh-TW"/>
+        </w:rPr>
+      </w:r>
+      <w:r>
+        <w:rPr>
+          <w:rFonts w:ascii="Times New Roman" w:eastAsia="標楷體" w:hAnsi="Times New Roman"/>
+          <w:sz w:val="24"/>
+          <w:lang w:eastAsia="zh-TW"/>
+        </w:rPr>
+      </w:r>
+      <w:r>
+        <w:rPr>
+          <w:rFonts w:ascii="Times New Roman" w:eastAsia="標楷體" w:hAnsi="Times New Roman"/>
+          <w:sz w:val="24"/>
+          <w:lang w:eastAsia="zh-TW"/>
+        </w:rPr>
+      </w:r>
+      <w:r>
+        <w:rPr>
+          <w:rFonts w:ascii="Times New Roman" w:eastAsia="標楷體" w:hAnsi="Times New Roman"/>
+          <w:sz w:val="24"/>
+          <w:lang w:eastAsia="zh-TW"/>
+        </w:rPr>
+      </w:r>
+      <w:r>
+        <w:rPr>
+          <w:rFonts w:ascii="Times New Roman" w:eastAsia="標楷體" w:hAnsi="Times New Roman"/>
+          <w:sz w:val="24"/>
+          <w:lang w:eastAsia="zh-TW"/>
+        </w:rPr>
+      </w:r>
+      <w:r>
+        <w:rPr>
+          <w:rFonts w:ascii="Times New Roman" w:eastAsia="標楷體" w:hAnsi="Times New Roman"/>
+          <w:sz w:val="24"/>
+          <w:lang w:eastAsia="zh-TW"/>
+        </w:rPr>
+      </w:r>
+      <w:r>
+        <w:rPr>
+          <w:rFonts w:ascii="Times New Roman" w:eastAsia="標楷體" w:hAnsi="Times New Roman"/>
+          <w:sz w:val="24"/>
+          <w:lang w:eastAsia="zh-TW"/>
+        </w:rPr>
+      </w:r>
+      <w:r>
+        <w:rPr>
+          <w:rFonts w:ascii="Times New Roman" w:eastAsia="標楷體" w:hAnsi="Times New Roman"/>
+          <w:sz w:val="24"/>
+          <w:lang w:eastAsia="zh-TW"/>
+        </w:rPr>
+      </w:r>
+      <w:r>
+        <w:rPr>
+          <w:rFonts w:ascii="Times New Roman" w:eastAsia="標楷體" w:hAnsi="Times New Roman"/>
+          <w:sz w:val="24"/>
+          <w:lang w:eastAsia="zh-TW"/>
+        </w:rPr>
+      </w:r>
+      <w:r>
+        <w:rPr>
+          <w:rFonts w:ascii="Times New Roman" w:eastAsia="標楷體" w:hAnsi="Times New Roman"/>
+          <w:sz w:val="24"/>
+          <w:lang w:eastAsia="zh-TW"/>
+        </w:rPr>
+      </w:r>
+      <w:r>
+        <w:rPr>
+          <w:rFonts w:ascii="Times New Roman" w:eastAsia="標楷體" w:hAnsi="Times New Roman"/>
+          <w:sz w:val="24"/>
+          <w:lang w:eastAsia="zh-TW"/>
+        </w:rPr>
+      </w:r>
+      <w:r>
+        <w:rPr>
+          <w:rFonts w:ascii="Times New Roman" w:eastAsia="標楷體" w:hAnsi="Times New Roman"/>
+          <w:sz w:val="24"/>
+          <w:lang w:eastAsia="zh-TW"/>
+        </w:rPr>
+      </w:r>
+      <w:r>
+        <w:rPr>
+          <w:rFonts w:ascii="Times New Roman" w:eastAsia="標楷體" w:hAnsi="Times New Roman"/>
+          <w:sz w:val="24"/>
+          <w:lang w:eastAsia="zh-TW"/>
+        </w:rPr>
+      </w:r>
+      <w:r>
+        <w:rPr>
+          <w:rFonts w:ascii="Times New Roman" w:eastAsia="標楷體" w:hAnsi="Times New Roman"/>
+          <w:sz w:val="24"/>
+          <w:lang w:eastAsia="zh-TW"/>
+        </w:rPr>
+      </w:r>
+      <w:r>
+        <w:rPr>
+          <w:rFonts w:ascii="Times New Roman" w:eastAsia="標楷體" w:hAnsi="Times New Roman"/>
+          <w:sz w:val="24"/>
+          <w:lang w:eastAsia="zh-TW"/>
+        </w:rPr>
+      </w:r>
+      <w:r>
+        <w:rPr>
+          <w:rFonts w:ascii="Times New Roman" w:eastAsia="標楷體" w:hAnsi="Times New Roman"/>
+          <w:sz w:val="24"/>
+          <w:lang w:eastAsia="zh-TW"/>
+        </w:rPr>
+      </w:r>
+      <w:r>
+        <w:rPr>
+          <w:rFonts w:ascii="Times New Roman" w:eastAsia="標楷體" w:hAnsi="Times New Roman"/>
+          <w:sz w:val="24"/>
+          <w:lang w:eastAsia="zh-TW"/>
+        </w:rPr>
+      </w:r>
+      <w:r>
+        <w:rPr>
+          <w:rFonts w:ascii="Times New Roman" w:eastAsia="標楷體" w:hAnsi="Times New Roman"/>
+          <w:sz w:val="24"/>
+          <w:lang w:eastAsia="zh-TW"/>
+        </w:rPr>
+      </w:r>
+      <w:r>
+        <w:rPr>
+          <w:rFonts w:ascii="Times New Roman" w:eastAsia="標楷體" w:hAnsi="Times New Roman"/>
+          <w:sz w:val="24"/>
+          <w:lang w:eastAsia="zh-TW"/>
+        </w:rPr>
+      </w:r>
+      <w:r>
+        <w:rPr>
+          <w:rFonts w:ascii="Times New Roman" w:eastAsia="標楷體" w:hAnsi="Times New Roman"/>
+          <w:sz w:val="24"/>
+          <w:lang w:eastAsia="zh-TW"/>
+        </w:rPr>
       </w:r>
     </w:p>
     <w:p>
@@ -638,350 +614,307 @@
           <w:sz w:val="24"/>
           <w:lang w:eastAsia="zh-TW"/>
         </w:rPr>
-        <w:t>分析端以</w:t>
-      </w:r>
-      <w:r>
-        <w:rPr>
-          <w:rFonts w:ascii="Times New Roman" w:eastAsia="標楷體" w:hAnsi="Times New Roman"/>
-          <w:sz w:val="24"/>
-          <w:lang w:eastAsia="zh-TW"/>
-        </w:rPr>
-        <w:t xml:space="preserve"> Pandas </w:t>
-      </w:r>
-      <w:r>
-        <w:rPr>
-          <w:rFonts w:ascii="Times New Roman" w:eastAsia="標楷體" w:hAnsi="Times New Roman"/>
-          <w:sz w:val="24"/>
-          <w:lang w:eastAsia="zh-TW"/>
-        </w:rPr>
-        <w:t>完成資料清洗與統計檢定：單因子</w:t>
-      </w:r>
-      <w:r>
-        <w:rPr>
-          <w:rFonts w:ascii="Times New Roman" w:eastAsia="標楷體" w:hAnsi="Times New Roman"/>
-          <w:sz w:val="24"/>
-          <w:lang w:eastAsia="zh-TW"/>
-        </w:rPr>
-        <w:t xml:space="preserve"> ANOVA </w:t>
-      </w:r>
-      <w:r>
-        <w:rPr>
-          <w:rFonts w:ascii="Times New Roman" w:eastAsia="標楷體" w:hAnsi="Times New Roman"/>
-          <w:sz w:val="24"/>
-          <w:lang w:eastAsia="zh-TW"/>
-        </w:rPr>
-        <w:t>證實海況顯著影響工時（</w:t>
-      </w:r>
-      <w:r>
-        <w:rPr>
-          <w:rFonts w:ascii="Times New Roman" w:eastAsia="標楷體" w:hAnsi="Times New Roman"/>
-          <w:sz w:val="24"/>
-          <w:lang w:eastAsia="zh-TW"/>
-        </w:rPr>
-        <w:t>F = 181.433</w:t>
-      </w:r>
-      <w:r>
-        <w:rPr>
-          <w:rFonts w:ascii="Times New Roman" w:eastAsia="標楷體" w:hAnsi="Times New Roman"/>
-          <w:sz w:val="24"/>
-          <w:lang w:eastAsia="zh-TW"/>
-        </w:rPr>
-        <w:t>，</w:t>
-      </w:r>
-      <w:r>
-        <w:rPr>
-          <w:rFonts w:ascii="Times New Roman" w:eastAsia="標楷體" w:hAnsi="Times New Roman"/>
-          <w:sz w:val="24"/>
-          <w:lang w:eastAsia="zh-TW"/>
-        </w:rPr>
-        <w:t>p &lt; 0.0001</w:t>
-      </w:r>
-      <w:r>
-        <w:rPr>
-          <w:rFonts w:ascii="Times New Roman" w:eastAsia="標楷體" w:hAnsi="Times New Roman"/>
-          <w:sz w:val="24"/>
-          <w:lang w:eastAsia="zh-TW"/>
-        </w:rPr>
-        <w:t>）、卡方檢定證實海域與海況顯著關聯（</w:t>
-      </w:r>
-      <w:r>
-        <w:rPr>
-          <w:rFonts w:ascii="Times New Roman" w:eastAsia="標楷體" w:hAnsi="Times New Roman"/>
-          <w:sz w:val="24"/>
-        </w:rPr>
-        <w:t>χ</w:t>
-      </w:r>
-      <w:r>
-        <w:rPr>
-          <w:rFonts w:ascii="Times New Roman" w:eastAsia="標楷體" w:hAnsi="Times New Roman"/>
-          <w:sz w:val="24"/>
-          <w:lang w:eastAsia="zh-TW"/>
-        </w:rPr>
-        <w:t>² = 349.634</w:t>
-      </w:r>
-      <w:r>
-        <w:rPr>
-          <w:rFonts w:ascii="Times New Roman" w:eastAsia="標楷體" w:hAnsi="Times New Roman"/>
-          <w:sz w:val="24"/>
-          <w:lang w:eastAsia="zh-TW"/>
-        </w:rPr>
-        <w:t>，</w:t>
-      </w:r>
-      <w:r>
-        <w:rPr>
-          <w:rFonts w:ascii="Times New Roman" w:eastAsia="標楷體" w:hAnsi="Times New Roman"/>
-          <w:sz w:val="24"/>
-          <w:lang w:eastAsia="zh-TW"/>
-        </w:rPr>
-        <w:t>p &lt; 0.0001</w:t>
-      </w:r>
-      <w:r>
-        <w:rPr>
-          <w:rFonts w:ascii="Times New Roman" w:eastAsia="標楷體" w:hAnsi="Times New Roman"/>
-          <w:sz w:val="24"/>
-          <w:lang w:eastAsia="zh-TW"/>
-        </w:rPr>
-        <w:t>）、多元迴歸工時建模</w:t>
-      </w:r>
-      <w:r>
-        <w:rPr>
-          <w:rFonts w:ascii="Times New Roman" w:eastAsia="標楷體" w:hAnsi="Times New Roman"/>
-          <w:sz w:val="24"/>
-          <w:lang w:eastAsia="zh-TW"/>
-        </w:rPr>
-        <w:t xml:space="preserve"> R² = 0.784</w:t>
-      </w:r>
-      <w:r>
-        <w:rPr>
-          <w:rFonts w:ascii="Times New Roman" w:eastAsia="標楷體" w:hAnsi="Times New Roman"/>
-          <w:sz w:val="24"/>
-          <w:lang w:eastAsia="zh-TW"/>
-        </w:rPr>
-        <w:t>；並以</w:t>
-      </w:r>
-      <w:r>
-        <w:rPr>
-          <w:rFonts w:ascii="Times New Roman" w:eastAsia="標楷體" w:hAnsi="Times New Roman"/>
-          <w:sz w:val="24"/>
-          <w:lang w:eastAsia="zh-TW"/>
-        </w:rPr>
-        <w:t xml:space="preserve"> scikit-learn RandomForest </w:t>
-      </w:r>
-      <w:r>
-        <w:rPr>
-          <w:rFonts w:ascii="Times New Roman" w:eastAsia="標楷體" w:hAnsi="Times New Roman"/>
-          <w:sz w:val="24"/>
-          <w:lang w:eastAsia="zh-TW"/>
-        </w:rPr>
-        <w:t>預測明日惡劣海況（測試集準確率</w:t>
-      </w:r>
-      <w:r>
-        <w:rPr>
-          <w:rFonts w:ascii="Times New Roman" w:eastAsia="標楷體" w:hAnsi="Times New Roman"/>
-          <w:sz w:val="24"/>
-          <w:lang w:eastAsia="zh-TW"/>
-        </w:rPr>
-        <w:t xml:space="preserve"> 94.9%</w:t>
-      </w:r>
-      <w:r>
-        <w:rPr>
-          <w:rFonts w:ascii="Times New Roman" w:eastAsia="標楷體" w:hAnsi="Times New Roman"/>
-          <w:sz w:val="24"/>
-          <w:lang w:eastAsia="zh-TW"/>
-        </w:rPr>
-        <w:t>、</w:t>
-      </w:r>
-      <w:r>
-        <w:rPr>
-          <w:rFonts w:ascii="Times New Roman" w:eastAsia="標楷體" w:hAnsi="Times New Roman"/>
-          <w:sz w:val="24"/>
-          <w:lang w:eastAsia="zh-TW"/>
-        </w:rPr>
-        <w:t>AUC 0.811</w:t>
-      </w:r>
-      <w:r>
-        <w:rPr>
-          <w:rFonts w:ascii="Times New Roman" w:eastAsia="標楷體" w:hAnsi="Times New Roman"/>
-          <w:sz w:val="24"/>
-          <w:lang w:eastAsia="zh-TW"/>
-        </w:rPr>
-        <w:t>）。最終由自動排班引擎綜合海況風險、人員疲勞指數、外海暴露公平性（</w:t>
-      </w:r>
-      <w:r>
-        <w:rPr>
-          <w:rFonts w:ascii="Times New Roman" w:eastAsia="標楷體" w:hAnsi="Times New Roman"/>
-          <w:sz w:val="24"/>
-          <w:lang w:eastAsia="zh-TW"/>
-        </w:rPr>
-        <w:t>Gini = 0.042</w:t>
-      </w:r>
-      <w:r>
-        <w:rPr>
-          <w:rFonts w:ascii="Times New Roman" w:eastAsia="標楷體" w:hAnsi="Times New Roman"/>
-          <w:sz w:val="24"/>
-          <w:lang w:eastAsia="zh-TW"/>
-        </w:rPr>
-        <w:t>）與船艦可用性四項輸入，自動產出明日三海域具名值勤班表。成果以</w:t>
-      </w:r>
-      <w:r>
-        <w:rPr>
-          <w:rFonts w:ascii="Times New Roman" w:eastAsia="標楷體" w:hAnsi="Times New Roman"/>
-          <w:sz w:val="24"/>
-          <w:lang w:eastAsia="zh-TW"/>
-        </w:rPr>
-        <w:t xml:space="preserve"> 25 </w:t>
-      </w:r>
-      <w:r>
-        <w:rPr>
-          <w:rFonts w:ascii="Times New Roman" w:eastAsia="標楷體" w:hAnsi="Times New Roman"/>
-          <w:sz w:val="24"/>
-          <w:lang w:eastAsia="zh-TW"/>
-        </w:rPr>
-        <w:t>張統計圖表（含</w:t>
-      </w:r>
-      <w:r>
-        <w:rPr>
-          <w:rFonts w:ascii="Times New Roman" w:eastAsia="標楷體" w:hAnsi="Times New Roman"/>
-          <w:sz w:val="24"/>
-          <w:lang w:eastAsia="zh-TW"/>
-        </w:rPr>
-        <w:t xml:space="preserve"> Isolation Forest 5 </w:t>
-      </w:r>
-      <w:r>
-        <w:rPr>
-          <w:rFonts w:ascii="Times New Roman" w:eastAsia="標楷體" w:hAnsi="Times New Roman"/>
-          <w:sz w:val="24"/>
-          <w:lang w:eastAsia="zh-TW"/>
-        </w:rPr>
-        <w:t>維異常偵測、</w:t>
-      </w:r>
-      <w:r>
-        <w:rPr>
-          <w:rFonts w:ascii="Times New Roman" w:eastAsia="標楷體" w:hAnsi="Times New Roman"/>
-          <w:sz w:val="24"/>
-          <w:lang w:eastAsia="zh-TW"/>
-        </w:rPr>
-        <w:t xml:space="preserve">Holt </w:t>
-      </w:r>
-      <w:r>
-        <w:rPr>
-          <w:rFonts w:ascii="Times New Roman" w:eastAsia="標楷體" w:hAnsi="Times New Roman"/>
-          <w:sz w:val="24"/>
-          <w:lang w:eastAsia="zh-TW"/>
-        </w:rPr>
-        <w:t>雙指數平滑、人員雷達圖、</w:t>
-      </w:r>
-      <w:r>
-        <w:rPr>
-          <w:rFonts w:ascii="Times New Roman" w:eastAsia="標楷體" w:hAnsi="Times New Roman"/>
-          <w:sz w:val="24"/>
-          <w:lang w:eastAsia="zh-TW"/>
-        </w:rPr>
-        <w:t xml:space="preserve">MILP </w:t>
-      </w:r>
-      <w:r>
-        <w:rPr>
-          <w:rFonts w:ascii="Times New Roman" w:eastAsia="標楷體" w:hAnsi="Times New Roman"/>
-          <w:sz w:val="24"/>
-          <w:lang w:eastAsia="zh-TW"/>
-        </w:rPr>
-        <w:t>排班最優性驗證）、</w:t>
-      </w:r>
-      <w:r>
-        <w:rPr>
-          <w:rFonts w:ascii="Times New Roman" w:eastAsia="標楷體" w:hAnsi="Times New Roman"/>
-          <w:sz w:val="24"/>
-          <w:lang w:eastAsia="zh-TW"/>
-        </w:rPr>
-        <w:t xml:space="preserve">PHP </w:t>
-      </w:r>
-      <w:r>
-        <w:rPr>
-          <w:rFonts w:ascii="Times New Roman" w:eastAsia="標楷體" w:hAnsi="Times New Roman"/>
-          <w:sz w:val="24"/>
-          <w:lang w:eastAsia="zh-TW"/>
-        </w:rPr>
-        <w:t>排班決策頁、</w:t>
-      </w:r>
-      <w:r>
-        <w:rPr>
-          <w:rFonts w:ascii="Times New Roman" w:eastAsia="標楷體" w:hAnsi="Times New Roman"/>
-          <w:sz w:val="24"/>
-          <w:lang w:eastAsia="zh-TW"/>
-        </w:rPr>
-        <w:t xml:space="preserve">Gradio </w:t>
-      </w:r>
-      <w:r>
-        <w:rPr>
-          <w:rFonts w:ascii="Times New Roman" w:eastAsia="標楷體" w:hAnsi="Times New Roman"/>
-          <w:sz w:val="24"/>
-          <w:lang w:eastAsia="zh-TW"/>
-        </w:rPr>
-        <w:t>互動儀表板與</w:t>
-      </w:r>
-      <w:r>
-        <w:rPr>
-          <w:rFonts w:ascii="Times New Roman" w:eastAsia="標楷體" w:hAnsi="Times New Roman"/>
-          <w:sz w:val="24"/>
-          <w:lang w:eastAsia="zh-TW"/>
-        </w:rPr>
-        <w:t xml:space="preserve"> Folium </w:t>
-      </w:r>
-      <w:r>
-        <w:rPr>
-          <w:rFonts w:ascii="Times New Roman" w:eastAsia="標楷體" w:hAnsi="Times New Roman"/>
-          <w:sz w:val="24"/>
-          <w:lang w:eastAsia="zh-TW"/>
-        </w:rPr>
-        <w:t>互動海域地圖呈現，全程以</w:t>
-      </w:r>
-      <w:r>
-        <w:rPr>
-          <w:rFonts w:ascii="Times New Roman" w:eastAsia="標楷體" w:hAnsi="Times New Roman"/>
-          <w:sz w:val="24"/>
-          <w:lang w:eastAsia="zh-TW"/>
-        </w:rPr>
-        <w:t xml:space="preserve"> GitHub </w:t>
-      </w:r>
-      <w:r>
-        <w:rPr>
-          <w:rFonts w:ascii="Times New Roman" w:eastAsia="標楷體" w:hAnsi="Times New Roman"/>
-          <w:sz w:val="24"/>
-          <w:lang w:eastAsia="zh-TW"/>
-        </w:rPr>
-        <w:t>管理並通過</w:t>
-      </w:r>
-      <w:r>
-        <w:rPr>
-          <w:rFonts w:ascii="Times New Roman" w:eastAsia="標楷體" w:hAnsi="Times New Roman"/>
-          <w:sz w:val="24"/>
-          <w:lang w:eastAsia="zh-TW"/>
-        </w:rPr>
-        <w:t xml:space="preserve"> 45 </w:t>
-      </w:r>
-      <w:r>
-        <w:rPr>
-          <w:rFonts w:ascii="Times New Roman" w:eastAsia="標楷體" w:hAnsi="Times New Roman"/>
-          <w:sz w:val="24"/>
-          <w:lang w:eastAsia="zh-TW"/>
-        </w:rPr>
-        <w:t>項自動化測試之</w:t>
-      </w:r>
-      <w:r>
-        <w:rPr>
-          <w:rFonts w:ascii="Times New Roman" w:eastAsia="標楷體" w:hAnsi="Times New Roman"/>
-          <w:sz w:val="24"/>
-          <w:lang w:eastAsia="zh-TW"/>
-        </w:rPr>
-        <w:t xml:space="preserve"> CI </w:t>
-      </w:r>
-      <w:r>
-        <w:rPr>
-          <w:rFonts w:ascii="Times New Roman" w:eastAsia="標楷體" w:hAnsi="Times New Roman"/>
-          <w:sz w:val="24"/>
-          <w:lang w:eastAsia="zh-TW"/>
-        </w:rPr>
-        <w:t>驗證。本系統將海象由「視覺化對象」轉變為「人力決策輸入」，展示巨量資料與雲端運算技術於海事人力資源管理之實務應用。</w:t>
+        <w:t>分析端以 Pandas 完成資料清洗與統計檢定：單因子 ANOVA 證實海況顯著影響工時（F = 249.104，p &lt; 0.0001）、卡方檢定證實海域與海況顯著關聯（χ² = 232.811，p &lt; 0.0001）、多元迴歸工時建模 R² = 0.801；並以 scikit-learn RandomForest 預測明日惡劣海況（測試集準確率 69.2%、AUC 0.703）。最終由自動排班引擎綜合海況風險、人員疲勞指數、外海暴露公平性（Gini = 0.031）與船艦可用性四項輸入，自動產出明日三海域具名值勤班表。成果以 25 張統計圖表（含 Isolation Forest 5 維異常偵測、Holt 雙指數平滑、人員雷達圖、MILP 排班最優性驗證）、PHP 排班決策頁、Gradio 互動儀表板與 Folium 互動海域地圖呈現，全程以 GitHub 管理並通過 45 項自動化測試之 CI 驗證。本系統將海象由「視覺化對象」轉變為「人力決策輸入」，展示巨量資料與雲端運算技術於海事人力資源管理之實務應用。</w:t>
+      </w:r>
+      <w:r>
+        <w:rPr>
+          <w:rFonts w:ascii="Times New Roman" w:eastAsia="標楷體" w:hAnsi="Times New Roman"/>
+          <w:sz w:val="24"/>
+          <w:lang w:eastAsia="zh-TW"/>
+        </w:rPr>
+      </w:r>
+      <w:r>
+        <w:rPr>
+          <w:rFonts w:ascii="Times New Roman" w:eastAsia="標楷體" w:hAnsi="Times New Roman"/>
+          <w:sz w:val="24"/>
+          <w:lang w:eastAsia="zh-TW"/>
+        </w:rPr>
+      </w:r>
+      <w:r>
+        <w:rPr>
+          <w:rFonts w:ascii="Times New Roman" w:eastAsia="標楷體" w:hAnsi="Times New Roman"/>
+          <w:sz w:val="24"/>
+          <w:lang w:eastAsia="zh-TW"/>
+        </w:rPr>
+      </w:r>
+      <w:r>
+        <w:rPr>
+          <w:rFonts w:ascii="Times New Roman" w:eastAsia="標楷體" w:hAnsi="Times New Roman"/>
+          <w:sz w:val="24"/>
+          <w:lang w:eastAsia="zh-TW"/>
+        </w:rPr>
+      </w:r>
+      <w:r>
+        <w:rPr>
+          <w:rFonts w:ascii="Times New Roman" w:eastAsia="標楷體" w:hAnsi="Times New Roman"/>
+          <w:sz w:val="24"/>
+          <w:lang w:eastAsia="zh-TW"/>
+        </w:rPr>
+      </w:r>
+      <w:r>
+        <w:rPr>
+          <w:rFonts w:ascii="Times New Roman" w:eastAsia="標楷體" w:hAnsi="Times New Roman"/>
+          <w:sz w:val="24"/>
+          <w:lang w:eastAsia="zh-TW"/>
+        </w:rPr>
+      </w:r>
+      <w:r>
+        <w:rPr>
+          <w:rFonts w:ascii="Times New Roman" w:eastAsia="標楷體" w:hAnsi="Times New Roman"/>
+          <w:sz w:val="24"/>
+          <w:lang w:eastAsia="zh-TW"/>
+        </w:rPr>
+      </w:r>
+      <w:r>
+        <w:rPr>
+          <w:rFonts w:ascii="Times New Roman" w:eastAsia="標楷體" w:hAnsi="Times New Roman"/>
+          <w:sz w:val="24"/>
+          <w:lang w:eastAsia="zh-TW"/>
+        </w:rPr>
+      </w:r>
+      <w:r>
+        <w:rPr>
+          <w:rFonts w:ascii="Times New Roman" w:eastAsia="標楷體" w:hAnsi="Times New Roman"/>
+          <w:sz w:val="24"/>
+        </w:rPr>
+      </w:r>
+      <w:r>
+        <w:rPr>
+          <w:rFonts w:ascii="Times New Roman" w:eastAsia="標楷體" w:hAnsi="Times New Roman"/>
+          <w:sz w:val="24"/>
+          <w:lang w:eastAsia="zh-TW"/>
+        </w:rPr>
+      </w:r>
+      <w:r>
+        <w:rPr>
+          <w:rFonts w:ascii="Times New Roman" w:eastAsia="標楷體" w:hAnsi="Times New Roman"/>
+          <w:sz w:val="24"/>
+          <w:lang w:eastAsia="zh-TW"/>
+        </w:rPr>
+      </w:r>
+      <w:r>
+        <w:rPr>
+          <w:rFonts w:ascii="Times New Roman" w:eastAsia="標楷體" w:hAnsi="Times New Roman"/>
+          <w:sz w:val="24"/>
+          <w:lang w:eastAsia="zh-TW"/>
+        </w:rPr>
+      </w:r>
+      <w:r>
+        <w:rPr>
+          <w:rFonts w:ascii="Times New Roman" w:eastAsia="標楷體" w:hAnsi="Times New Roman"/>
+          <w:sz w:val="24"/>
+          <w:lang w:eastAsia="zh-TW"/>
+        </w:rPr>
+      </w:r>
+      <w:r>
+        <w:rPr>
+          <w:rFonts w:ascii="Times New Roman" w:eastAsia="標楷體" w:hAnsi="Times New Roman"/>
+          <w:sz w:val="24"/>
+          <w:lang w:eastAsia="zh-TW"/>
+        </w:rPr>
+      </w:r>
+      <w:r>
+        <w:rPr>
+          <w:rFonts w:ascii="Times New Roman" w:eastAsia="標楷體" w:hAnsi="Times New Roman"/>
+          <w:sz w:val="24"/>
+          <w:lang w:eastAsia="zh-TW"/>
+        </w:rPr>
+      </w:r>
+      <w:r>
+        <w:rPr>
+          <w:rFonts w:ascii="Times New Roman" w:eastAsia="標楷體" w:hAnsi="Times New Roman"/>
+          <w:sz w:val="24"/>
+          <w:lang w:eastAsia="zh-TW"/>
+        </w:rPr>
+      </w:r>
+      <w:r>
+        <w:rPr>
+          <w:rFonts w:ascii="Times New Roman" w:eastAsia="標楷體" w:hAnsi="Times New Roman"/>
+          <w:sz w:val="24"/>
+          <w:lang w:eastAsia="zh-TW"/>
+        </w:rPr>
+      </w:r>
+      <w:r>
+        <w:rPr>
+          <w:rFonts w:ascii="Times New Roman" w:eastAsia="標楷體" w:hAnsi="Times New Roman"/>
+          <w:sz w:val="24"/>
+          <w:lang w:eastAsia="zh-TW"/>
+        </w:rPr>
+      </w:r>
+      <w:r>
+        <w:rPr>
+          <w:rFonts w:ascii="Times New Roman" w:eastAsia="標楷體" w:hAnsi="Times New Roman"/>
+          <w:sz w:val="24"/>
+          <w:lang w:eastAsia="zh-TW"/>
+        </w:rPr>
+      </w:r>
+      <w:r>
+        <w:rPr>
+          <w:rFonts w:ascii="Times New Roman" w:eastAsia="標楷體" w:hAnsi="Times New Roman"/>
+          <w:sz w:val="24"/>
+          <w:lang w:eastAsia="zh-TW"/>
+        </w:rPr>
+      </w:r>
+      <w:r>
+        <w:rPr>
+          <w:rFonts w:ascii="Times New Roman" w:eastAsia="標楷體" w:hAnsi="Times New Roman"/>
+          <w:sz w:val="24"/>
+          <w:lang w:eastAsia="zh-TW"/>
+        </w:rPr>
+      </w:r>
+      <w:r>
+        <w:rPr>
+          <w:rFonts w:ascii="Times New Roman" w:eastAsia="標楷體" w:hAnsi="Times New Roman"/>
+          <w:sz w:val="24"/>
+          <w:lang w:eastAsia="zh-TW"/>
+        </w:rPr>
+      </w:r>
+      <w:r>
+        <w:rPr>
+          <w:rFonts w:ascii="Times New Roman" w:eastAsia="標楷體" w:hAnsi="Times New Roman"/>
+          <w:sz w:val="24"/>
+          <w:lang w:eastAsia="zh-TW"/>
+        </w:rPr>
+      </w:r>
+      <w:r>
+        <w:rPr>
+          <w:rFonts w:ascii="Times New Roman" w:eastAsia="標楷體" w:hAnsi="Times New Roman"/>
+          <w:sz w:val="24"/>
+          <w:lang w:eastAsia="zh-TW"/>
+        </w:rPr>
+      </w:r>
+      <w:r>
+        <w:rPr>
+          <w:rFonts w:ascii="Times New Roman" w:eastAsia="標楷體" w:hAnsi="Times New Roman"/>
+          <w:sz w:val="24"/>
+          <w:lang w:eastAsia="zh-TW"/>
+        </w:rPr>
+      </w:r>
+      <w:r>
+        <w:rPr>
+          <w:rFonts w:ascii="Times New Roman" w:eastAsia="標楷體" w:hAnsi="Times New Roman"/>
+          <w:sz w:val="24"/>
+          <w:lang w:eastAsia="zh-TW"/>
+        </w:rPr>
+      </w:r>
+      <w:r>
+        <w:rPr>
+          <w:rFonts w:ascii="Times New Roman" w:eastAsia="標楷體" w:hAnsi="Times New Roman"/>
+          <w:sz w:val="24"/>
+          <w:lang w:eastAsia="zh-TW"/>
+        </w:rPr>
+      </w:r>
+      <w:r>
+        <w:rPr>
+          <w:rFonts w:ascii="Times New Roman" w:eastAsia="標楷體" w:hAnsi="Times New Roman"/>
+          <w:sz w:val="24"/>
+          <w:lang w:eastAsia="zh-TW"/>
+        </w:rPr>
+      </w:r>
+      <w:r>
+        <w:rPr>
+          <w:rFonts w:ascii="Times New Roman" w:eastAsia="標楷體" w:hAnsi="Times New Roman"/>
+          <w:sz w:val="24"/>
+          <w:lang w:eastAsia="zh-TW"/>
+        </w:rPr>
+      </w:r>
+      <w:r>
+        <w:rPr>
+          <w:rFonts w:ascii="Times New Roman" w:eastAsia="標楷體" w:hAnsi="Times New Roman"/>
+          <w:sz w:val="24"/>
+          <w:lang w:eastAsia="zh-TW"/>
+        </w:rPr>
+      </w:r>
+      <w:r>
+        <w:rPr>
+          <w:rFonts w:ascii="Times New Roman" w:eastAsia="標楷體" w:hAnsi="Times New Roman"/>
+          <w:sz w:val="24"/>
+          <w:lang w:eastAsia="zh-TW"/>
+        </w:rPr>
+      </w:r>
+      <w:r>
+        <w:rPr>
+          <w:rFonts w:ascii="Times New Roman" w:eastAsia="標楷體" w:hAnsi="Times New Roman"/>
+          <w:sz w:val="24"/>
+          <w:lang w:eastAsia="zh-TW"/>
+        </w:rPr>
+      </w:r>
+      <w:r>
+        <w:rPr>
+          <w:rFonts w:ascii="Times New Roman" w:eastAsia="標楷體" w:hAnsi="Times New Roman"/>
+          <w:sz w:val="24"/>
+          <w:lang w:eastAsia="zh-TW"/>
+        </w:rPr>
+      </w:r>
+      <w:r>
+        <w:rPr>
+          <w:rFonts w:ascii="Times New Roman" w:eastAsia="標楷體" w:hAnsi="Times New Roman"/>
+          <w:sz w:val="24"/>
+          <w:lang w:eastAsia="zh-TW"/>
+        </w:rPr>
+      </w:r>
+      <w:r>
+        <w:rPr>
+          <w:rFonts w:ascii="Times New Roman" w:eastAsia="標楷體" w:hAnsi="Times New Roman"/>
+          <w:sz w:val="24"/>
+          <w:lang w:eastAsia="zh-TW"/>
+        </w:rPr>
+      </w:r>
+      <w:r>
+        <w:rPr>
+          <w:rFonts w:ascii="Times New Roman" w:eastAsia="標楷體" w:hAnsi="Times New Roman"/>
+          <w:sz w:val="24"/>
+          <w:lang w:eastAsia="zh-TW"/>
+        </w:rPr>
+      </w:r>
+      <w:r>
+        <w:rPr>
+          <w:rFonts w:ascii="Times New Roman" w:eastAsia="標楷體" w:hAnsi="Times New Roman"/>
+          <w:sz w:val="24"/>
+          <w:lang w:eastAsia="zh-TW"/>
+        </w:rPr>
+      </w:r>
+      <w:r>
+        <w:rPr>
+          <w:rFonts w:ascii="Times New Roman" w:eastAsia="標楷體" w:hAnsi="Times New Roman"/>
+          <w:sz w:val="24"/>
+          <w:lang w:eastAsia="zh-TW"/>
+        </w:rPr>
+      </w:r>
+      <w:r>
+        <w:rPr>
+          <w:rFonts w:ascii="Times New Roman" w:eastAsia="標楷體" w:hAnsi="Times New Roman"/>
+          <w:sz w:val="24"/>
+          <w:lang w:eastAsia="zh-TW"/>
+        </w:rPr>
+      </w:r>
+      <w:r>
+        <w:rPr>
+          <w:rFonts w:ascii="Times New Roman" w:eastAsia="標楷體" w:hAnsi="Times New Roman"/>
+          <w:sz w:val="24"/>
+          <w:lang w:eastAsia="zh-TW"/>
+        </w:rPr>
+      </w:r>
+      <w:r>
+        <w:rPr>
+          <w:rFonts w:ascii="Times New Roman" w:eastAsia="標楷體" w:hAnsi="Times New Roman"/>
+          <w:sz w:val="24"/>
+          <w:lang w:eastAsia="zh-TW"/>
+        </w:rPr>
+      </w:r>
+      <w:r>
+        <w:rPr>
+          <w:rFonts w:ascii="Times New Roman" w:eastAsia="標楷體" w:hAnsi="Times New Roman"/>
+          <w:sz w:val="24"/>
+          <w:lang w:eastAsia="zh-TW"/>
+        </w:rPr>
+      </w:r>
+      <w:r>
+        <w:rPr>
+          <w:rFonts w:ascii="Times New Roman" w:eastAsia="標楷體" w:hAnsi="Times New Roman"/>
+          <w:sz w:val="24"/>
+          <w:lang w:eastAsia="zh-TW"/>
+        </w:rPr>
       </w:r>
     </w:p>
     <w:p>
@@ -1521,127 +1454,112 @@
           <w:sz w:val="24"/>
           <w:lang w:eastAsia="zh-TW"/>
         </w:rPr>
-        <w:t xml:space="preserve">(2) </w:t>
-      </w:r>
-      <w:r>
-        <w:rPr>
-          <w:rFonts w:ascii="Times New Roman" w:eastAsia="標楷體" w:hAnsi="Times New Roman"/>
-          <w:sz w:val="24"/>
-          <w:lang w:eastAsia="zh-TW"/>
-        </w:rPr>
-        <w:t>以</w:t>
-      </w:r>
-      <w:r>
-        <w:rPr>
-          <w:rFonts w:ascii="Times New Roman" w:eastAsia="標楷體" w:hAnsi="Times New Roman"/>
-          <w:sz w:val="24"/>
-          <w:lang w:eastAsia="zh-TW"/>
-        </w:rPr>
-        <w:t xml:space="preserve"> Pandas </w:t>
-      </w:r>
-      <w:r>
-        <w:rPr>
-          <w:rFonts w:ascii="Times New Roman" w:eastAsia="標楷體" w:hAnsi="Times New Roman"/>
-          <w:sz w:val="24"/>
-          <w:lang w:eastAsia="zh-TW"/>
-        </w:rPr>
-        <w:t>清洗</w:t>
-      </w:r>
-      <w:r>
-        <w:rPr>
-          <w:rFonts w:ascii="Times New Roman" w:eastAsia="標楷體" w:hAnsi="Times New Roman"/>
-          <w:sz w:val="24"/>
-          <w:lang w:eastAsia="zh-TW"/>
-        </w:rPr>
-        <w:t xml:space="preserve"> 1,200 </w:t>
-      </w:r>
-      <w:r>
-        <w:rPr>
-          <w:rFonts w:ascii="Times New Roman" w:eastAsia="標楷體" w:hAnsi="Times New Roman"/>
-          <w:sz w:val="24"/>
-          <w:lang w:eastAsia="zh-TW"/>
-        </w:rPr>
-        <w:t>筆值勤與</w:t>
-      </w:r>
-      <w:r>
-        <w:rPr>
-          <w:rFonts w:ascii="Times New Roman" w:eastAsia="標楷體" w:hAnsi="Times New Roman"/>
-          <w:sz w:val="24"/>
-          <w:lang w:eastAsia="zh-TW"/>
-        </w:rPr>
-        <w:t xml:space="preserve"> 724 </w:t>
-      </w:r>
-      <w:r>
-        <w:rPr>
-          <w:rFonts w:ascii="Times New Roman" w:eastAsia="標楷體" w:hAnsi="Times New Roman"/>
-          <w:sz w:val="24"/>
-          <w:lang w:eastAsia="zh-TW"/>
-        </w:rPr>
-        <w:t>筆</w:t>
-      </w:r>
-      <w:r>
-        <w:rPr>
-          <w:rFonts w:ascii="Times New Roman" w:eastAsia="標楷體" w:hAnsi="Times New Roman"/>
-          <w:sz w:val="24"/>
-          <w:lang w:eastAsia="zh-TW"/>
-        </w:rPr>
-        <w:t xml:space="preserve"> CWA </w:t>
-      </w:r>
-      <w:r>
-        <w:rPr>
-          <w:rFonts w:ascii="Times New Roman" w:eastAsia="標楷體" w:hAnsi="Times New Roman"/>
-          <w:sz w:val="24"/>
-          <w:lang w:eastAsia="zh-TW"/>
-        </w:rPr>
-        <w:t>浮標海象資料，產出</w:t>
-      </w:r>
-      <w:r>
-        <w:rPr>
-          <w:rFonts w:ascii="Times New Roman" w:eastAsia="標楷體" w:hAnsi="Times New Roman"/>
-          <w:sz w:val="24"/>
-          <w:lang w:eastAsia="zh-TW"/>
-        </w:rPr>
-        <w:t xml:space="preserve"> 25 </w:t>
-      </w:r>
-      <w:r>
-        <w:rPr>
-          <w:rFonts w:ascii="Times New Roman" w:eastAsia="標楷體" w:hAnsi="Times New Roman"/>
-          <w:sz w:val="24"/>
-          <w:lang w:eastAsia="zh-TW"/>
-        </w:rPr>
-        <w:t>張涵蓋描述統計、假設檢定、時間序列預測、</w:t>
-      </w:r>
-      <w:r>
-        <w:rPr>
-          <w:rFonts w:ascii="Times New Roman" w:eastAsia="標楷體" w:hAnsi="Times New Roman"/>
-          <w:sz w:val="24"/>
-          <w:lang w:eastAsia="zh-TW"/>
-        </w:rPr>
-        <w:t xml:space="preserve">Markov </w:t>
-      </w:r>
-      <w:r>
-        <w:rPr>
-          <w:rFonts w:ascii="Times New Roman" w:eastAsia="標楷體" w:hAnsi="Times New Roman"/>
-          <w:sz w:val="24"/>
-          <w:lang w:eastAsia="zh-TW"/>
-        </w:rPr>
-        <w:t>海況轉移與機器學習之分析圖表，並提供</w:t>
-      </w:r>
-      <w:r>
-        <w:rPr>
-          <w:rFonts w:ascii="Times New Roman" w:eastAsia="標楷體" w:hAnsi="Times New Roman"/>
-          <w:sz w:val="24"/>
-          <w:lang w:eastAsia="zh-TW"/>
-        </w:rPr>
-        <w:t xml:space="preserve"> Gradio </w:t>
-      </w:r>
-      <w:r>
-        <w:rPr>
-          <w:rFonts w:ascii="Times New Roman" w:eastAsia="標楷體" w:hAnsi="Times New Roman"/>
-          <w:sz w:val="24"/>
-          <w:lang w:eastAsia="zh-TW"/>
-        </w:rPr>
-        <w:t>互動式儀表板。</w:t>
+        <w:t>(2) 以 Pandas 清洗 1,200 筆值勤與 736 筆 CWA 浮標海象資料，產出 25 張涵蓋描述統計、假設檢定、時間序列預測、Markov 海況轉移與機器學習之分析圖表，並提供 Gradio 互動式儀表板。</w:t>
+      </w:r>
+      <w:r>
+        <w:rPr>
+          <w:rFonts w:ascii="Times New Roman" w:eastAsia="標楷體" w:hAnsi="Times New Roman"/>
+          <w:sz w:val="24"/>
+          <w:lang w:eastAsia="zh-TW"/>
+        </w:rPr>
+      </w:r>
+      <w:r>
+        <w:rPr>
+          <w:rFonts w:ascii="Times New Roman" w:eastAsia="標楷體" w:hAnsi="Times New Roman"/>
+          <w:sz w:val="24"/>
+          <w:lang w:eastAsia="zh-TW"/>
+        </w:rPr>
+      </w:r>
+      <w:r>
+        <w:rPr>
+          <w:rFonts w:ascii="Times New Roman" w:eastAsia="標楷體" w:hAnsi="Times New Roman"/>
+          <w:sz w:val="24"/>
+          <w:lang w:eastAsia="zh-TW"/>
+        </w:rPr>
+      </w:r>
+      <w:r>
+        <w:rPr>
+          <w:rFonts w:ascii="Times New Roman" w:eastAsia="標楷體" w:hAnsi="Times New Roman"/>
+          <w:sz w:val="24"/>
+          <w:lang w:eastAsia="zh-TW"/>
+        </w:rPr>
+      </w:r>
+      <w:r>
+        <w:rPr>
+          <w:rFonts w:ascii="Times New Roman" w:eastAsia="標楷體" w:hAnsi="Times New Roman"/>
+          <w:sz w:val="24"/>
+          <w:lang w:eastAsia="zh-TW"/>
+        </w:rPr>
+      </w:r>
+      <w:r>
+        <w:rPr>
+          <w:rFonts w:ascii="Times New Roman" w:eastAsia="標楷體" w:hAnsi="Times New Roman"/>
+          <w:sz w:val="24"/>
+          <w:lang w:eastAsia="zh-TW"/>
+        </w:rPr>
+      </w:r>
+      <w:r>
+        <w:rPr>
+          <w:rFonts w:ascii="Times New Roman" w:eastAsia="標楷體" w:hAnsi="Times New Roman"/>
+          <w:sz w:val="24"/>
+          <w:lang w:eastAsia="zh-TW"/>
+        </w:rPr>
+      </w:r>
+      <w:r>
+        <w:rPr>
+          <w:rFonts w:ascii="Times New Roman" w:eastAsia="標楷體" w:hAnsi="Times New Roman"/>
+          <w:sz w:val="24"/>
+          <w:lang w:eastAsia="zh-TW"/>
+        </w:rPr>
+      </w:r>
+      <w:r>
+        <w:rPr>
+          <w:rFonts w:ascii="Times New Roman" w:eastAsia="標楷體" w:hAnsi="Times New Roman"/>
+          <w:sz w:val="24"/>
+          <w:lang w:eastAsia="zh-TW"/>
+        </w:rPr>
+      </w:r>
+      <w:r>
+        <w:rPr>
+          <w:rFonts w:ascii="Times New Roman" w:eastAsia="標楷體" w:hAnsi="Times New Roman"/>
+          <w:sz w:val="24"/>
+          <w:lang w:eastAsia="zh-TW"/>
+        </w:rPr>
+      </w:r>
+      <w:r>
+        <w:rPr>
+          <w:rFonts w:ascii="Times New Roman" w:eastAsia="標楷體" w:hAnsi="Times New Roman"/>
+          <w:sz w:val="24"/>
+          <w:lang w:eastAsia="zh-TW"/>
+        </w:rPr>
+      </w:r>
+      <w:r>
+        <w:rPr>
+          <w:rFonts w:ascii="Times New Roman" w:eastAsia="標楷體" w:hAnsi="Times New Roman"/>
+          <w:sz w:val="24"/>
+          <w:lang w:eastAsia="zh-TW"/>
+        </w:rPr>
+      </w:r>
+      <w:r>
+        <w:rPr>
+          <w:rFonts w:ascii="Times New Roman" w:eastAsia="標楷體" w:hAnsi="Times New Roman"/>
+          <w:sz w:val="24"/>
+          <w:lang w:eastAsia="zh-TW"/>
+        </w:rPr>
+      </w:r>
+      <w:r>
+        <w:rPr>
+          <w:rFonts w:ascii="Times New Roman" w:eastAsia="標楷體" w:hAnsi="Times New Roman"/>
+          <w:sz w:val="24"/>
+          <w:lang w:eastAsia="zh-TW"/>
+        </w:rPr>
+      </w:r>
+      <w:r>
+        <w:rPr>
+          <w:rFonts w:ascii="Times New Roman" w:eastAsia="標楷體" w:hAnsi="Times New Roman"/>
+          <w:sz w:val="24"/>
+          <w:lang w:eastAsia="zh-TW"/>
+        </w:rPr>
       </w:r>
     </w:p>
     <w:p>
@@ -3798,71 +3716,63 @@
           <w:sz w:val="24"/>
           <w:lang w:eastAsia="zh-TW"/>
         </w:rPr>
-        <w:t>清洗規則如下；本次執行</w:t>
-      </w:r>
-      <w:r>
-        <w:rPr>
-          <w:rFonts w:ascii="Times New Roman" w:eastAsia="標楷體" w:hAnsi="Times New Roman"/>
-          <w:sz w:val="24"/>
-          <w:lang w:eastAsia="zh-TW"/>
-        </w:rPr>
-        <w:t xml:space="preserve"> 1,200 </w:t>
-      </w:r>
-      <w:r>
-        <w:rPr>
-          <w:rFonts w:ascii="Times New Roman" w:eastAsia="標楷體" w:hAnsi="Times New Roman"/>
-          <w:sz w:val="24"/>
-          <w:lang w:eastAsia="zh-TW"/>
-        </w:rPr>
-        <w:t>筆紀錄全數通過品質檢核（缺值與異常工時剔除率</w:t>
-      </w:r>
-      <w:r>
-        <w:rPr>
-          <w:rFonts w:ascii="Times New Roman" w:eastAsia="標楷體" w:hAnsi="Times New Roman"/>
-          <w:sz w:val="24"/>
-          <w:lang w:eastAsia="zh-TW"/>
-        </w:rPr>
-        <w:t xml:space="preserve"> 0%</w:t>
-      </w:r>
-      <w:r>
-        <w:rPr>
-          <w:rFonts w:ascii="Times New Roman" w:eastAsia="標楷體" w:hAnsi="Times New Roman"/>
-          <w:sz w:val="24"/>
-          <w:lang w:eastAsia="zh-TW"/>
-        </w:rPr>
-        <w:t>，工時平均</w:t>
-      </w:r>
-      <w:r>
-        <w:rPr>
-          <w:rFonts w:ascii="Times New Roman" w:eastAsia="標楷體" w:hAnsi="Times New Roman"/>
-          <w:sz w:val="24"/>
-          <w:lang w:eastAsia="zh-TW"/>
-        </w:rPr>
-        <w:t xml:space="preserve"> 9.02 </w:t>
-      </w:r>
-      <w:r>
-        <w:rPr>
-          <w:rFonts w:ascii="Times New Roman" w:eastAsia="標楷體" w:hAnsi="Times New Roman"/>
-          <w:sz w:val="24"/>
-          <w:lang w:eastAsia="zh-TW"/>
-        </w:rPr>
-        <w:t>小時、標準差</w:t>
-      </w:r>
-      <w:r>
-        <w:rPr>
-          <w:rFonts w:ascii="Times New Roman" w:eastAsia="標楷體" w:hAnsi="Times New Roman"/>
-          <w:sz w:val="24"/>
-          <w:lang w:eastAsia="zh-TW"/>
-        </w:rPr>
-        <w:t xml:space="preserve"> 0.81</w:t>
-      </w:r>
-      <w:r>
-        <w:rPr>
-          <w:rFonts w:ascii="Times New Roman" w:eastAsia="標楷體" w:hAnsi="Times New Roman"/>
-          <w:sz w:val="24"/>
-          <w:lang w:eastAsia="zh-TW"/>
-        </w:rPr>
-        <w:t>）：</w:t>
+        <w:t>清洗規則如下；本次執行 1,200 筆紀錄全數通過品質檢核（缺值與異常工時剔除率 0%，工時平均 8.88 小時、標準差 0.84）：</w:t>
+      </w:r>
+      <w:r>
+        <w:rPr>
+          <w:rFonts w:ascii="Times New Roman" w:eastAsia="標楷體" w:hAnsi="Times New Roman"/>
+          <w:sz w:val="24"/>
+          <w:lang w:eastAsia="zh-TW"/>
+        </w:rPr>
+      </w:r>
+      <w:r>
+        <w:rPr>
+          <w:rFonts w:ascii="Times New Roman" w:eastAsia="標楷體" w:hAnsi="Times New Roman"/>
+          <w:sz w:val="24"/>
+          <w:lang w:eastAsia="zh-TW"/>
+        </w:rPr>
+      </w:r>
+      <w:r>
+        <w:rPr>
+          <w:rFonts w:ascii="Times New Roman" w:eastAsia="標楷體" w:hAnsi="Times New Roman"/>
+          <w:sz w:val="24"/>
+          <w:lang w:eastAsia="zh-TW"/>
+        </w:rPr>
+      </w:r>
+      <w:r>
+        <w:rPr>
+          <w:rFonts w:ascii="Times New Roman" w:eastAsia="標楷體" w:hAnsi="Times New Roman"/>
+          <w:sz w:val="24"/>
+          <w:lang w:eastAsia="zh-TW"/>
+        </w:rPr>
+      </w:r>
+      <w:r>
+        <w:rPr>
+          <w:rFonts w:ascii="Times New Roman" w:eastAsia="標楷體" w:hAnsi="Times New Roman"/>
+          <w:sz w:val="24"/>
+          <w:lang w:eastAsia="zh-TW"/>
+        </w:rPr>
+      </w:r>
+      <w:r>
+        <w:rPr>
+          <w:rFonts w:ascii="Times New Roman" w:eastAsia="標楷體" w:hAnsi="Times New Roman"/>
+          <w:sz w:val="24"/>
+          <w:lang w:eastAsia="zh-TW"/>
+        </w:rPr>
+      </w:r>
+      <w:r>
+        <w:rPr>
+          <w:rFonts w:ascii="Times New Roman" w:eastAsia="標楷體" w:hAnsi="Times New Roman"/>
+          <w:sz w:val="24"/>
+          <w:lang w:eastAsia="zh-TW"/>
+        </w:rPr>
+      </w:r>
+      <w:r>
+        <w:rPr>
+          <w:rFonts w:ascii="Times New Roman" w:eastAsia="標楷體" w:hAnsi="Times New Roman"/>
+          <w:sz w:val="24"/>
+          <w:lang w:eastAsia="zh-TW"/>
+        </w:rPr>
       </w:r>
     </w:p>
     <w:p>
@@ -5064,17 +4974,17 @@
           </w:p>
           <w:p>
             <w:r>
-              <w:t>• 海象資料管線：CWA 中央氣象署浮標 API（M-A0064-001）整合、模擬備援、724 筆海象入庫</w:t>
+              <w:t>• 海象資料管線：CWA 中央氣象署浮標 API（M-A0064-001）整合、模擬備援、736 筆海象入庫</w:t>
             </w:r>
           </w:p>
           <w:p>
             <w:r>
-              <w:t>• 資料分析：Pandas 清洗、ANOVA（F=181.433）、卡方（χ²=349.634）、OLS（R²=0.784）、Markov 轉移矩陣、Holt 指數平滑預測、Isolation Forest 異常偵測，共 25 張統計圖表</w:t>
+              <w:t>• 資料分析：Pandas 清洗、ANOVA（F=249.104）、卡方（χ²=232.811）、OLS（R²=0.801）、Markov 轉移矩陣、Holt 指數平滑預測、Isolation Forest 異常偵測，共 25 張統計圖表</w:t>
             </w:r>
           </w:p>
           <w:p>
             <w:r>
-              <w:t>• 機器學習：RandomForest 海況預測（準確率 94.9%、AUC 0.811），GridSearchCV × TimeSeriesSplit 調參</w:t>
+              <w:t>• 機器學習：RandomForest 海況預測（準確率 69.2%、AUC 0.703），GridSearchCV × TimeSeriesSplit 調參</w:t>
             </w:r>
           </w:p>
           <w:p>
@@ -5643,151 +5553,133 @@
           <w:sz w:val="24"/>
           <w:lang w:eastAsia="zh-TW"/>
         </w:rPr>
-        <w:t>完成</w:t>
-      </w:r>
-      <w:r>
-        <w:rPr>
-          <w:rFonts w:ascii="Times New Roman" w:eastAsia="標楷體" w:hAnsi="Times New Roman"/>
-          <w:sz w:val="24"/>
-          <w:lang w:eastAsia="zh-TW"/>
-        </w:rPr>
-        <w:t xml:space="preserve"> 1,200 </w:t>
-      </w:r>
-      <w:r>
-        <w:rPr>
-          <w:rFonts w:ascii="Times New Roman" w:eastAsia="標楷體" w:hAnsi="Times New Roman"/>
-          <w:sz w:val="24"/>
-          <w:lang w:eastAsia="zh-TW"/>
-        </w:rPr>
-        <w:t>筆值勤（</w:t>
-      </w:r>
-      <w:r>
-        <w:rPr>
-          <w:rFonts w:ascii="Times New Roman" w:eastAsia="標楷體" w:hAnsi="Times New Roman"/>
-          <w:sz w:val="24"/>
-          <w:lang w:eastAsia="zh-TW"/>
-        </w:rPr>
-        <w:t xml:space="preserve">2025-12-05 </w:t>
-      </w:r>
-      <w:r>
-        <w:rPr>
-          <w:rFonts w:ascii="Times New Roman" w:eastAsia="標楷體" w:hAnsi="Times New Roman"/>
-          <w:sz w:val="24"/>
-          <w:lang w:eastAsia="zh-TW"/>
-        </w:rPr>
-        <w:t>～</w:t>
-      </w:r>
-      <w:r>
-        <w:rPr>
-          <w:rFonts w:ascii="Times New Roman" w:eastAsia="標楷體" w:hAnsi="Times New Roman"/>
-          <w:sz w:val="24"/>
-          <w:lang w:eastAsia="zh-TW"/>
-        </w:rPr>
-        <w:t xml:space="preserve"> 2026-06-06</w:t>
-      </w:r>
-      <w:r>
-        <w:rPr>
-          <w:rFonts w:ascii="Times New Roman" w:eastAsia="標楷體" w:hAnsi="Times New Roman"/>
-          <w:sz w:val="24"/>
-          <w:lang w:eastAsia="zh-TW"/>
-        </w:rPr>
-        <w:t>，</w:t>
-      </w:r>
-      <w:r>
-        <w:rPr>
-          <w:rFonts w:ascii="Times New Roman" w:eastAsia="標楷體" w:hAnsi="Times New Roman"/>
-          <w:sz w:val="24"/>
-          <w:lang w:eastAsia="zh-TW"/>
-        </w:rPr>
-        <w:t xml:space="preserve">13 </w:t>
-      </w:r>
-      <w:r>
-        <w:rPr>
-          <w:rFonts w:ascii="Times New Roman" w:eastAsia="標楷體" w:hAnsi="Times New Roman"/>
-          <w:sz w:val="24"/>
-          <w:lang w:eastAsia="zh-TW"/>
-        </w:rPr>
-        <w:t>位值勤人員、</w:t>
-      </w:r>
-      <w:r>
-        <w:rPr>
-          <w:rFonts w:ascii="Times New Roman" w:eastAsia="標楷體" w:hAnsi="Times New Roman"/>
-          <w:sz w:val="24"/>
-          <w:lang w:eastAsia="zh-TW"/>
-        </w:rPr>
-        <w:t xml:space="preserve">8 </w:t>
-      </w:r>
-      <w:r>
-        <w:rPr>
-          <w:rFonts w:ascii="Times New Roman" w:eastAsia="標楷體" w:hAnsi="Times New Roman"/>
-          <w:sz w:val="24"/>
-          <w:lang w:eastAsia="zh-TW"/>
-        </w:rPr>
-        <w:t>艘船艦）與</w:t>
-      </w:r>
-      <w:r>
-        <w:rPr>
-          <w:rFonts w:ascii="Times New Roman" w:eastAsia="標楷體" w:hAnsi="Times New Roman"/>
-          <w:sz w:val="24"/>
-          <w:lang w:eastAsia="zh-TW"/>
-        </w:rPr>
-        <w:t xml:space="preserve"> 724 </w:t>
-      </w:r>
-      <w:r>
-        <w:rPr>
-          <w:rFonts w:ascii="Times New Roman" w:eastAsia="標楷體" w:hAnsi="Times New Roman"/>
-          <w:sz w:val="24"/>
-          <w:lang w:eastAsia="zh-TW"/>
-        </w:rPr>
-        <w:t>筆海象觀測之清洗與分析，產出</w:t>
-      </w:r>
-      <w:r>
-        <w:rPr>
-          <w:rFonts w:ascii="Times New Roman" w:eastAsia="標楷體" w:hAnsi="Times New Roman"/>
-          <w:sz w:val="24"/>
-          <w:lang w:eastAsia="zh-TW"/>
-        </w:rPr>
-        <w:t xml:space="preserve"> 25 </w:t>
-      </w:r>
-      <w:r>
-        <w:rPr>
-          <w:rFonts w:ascii="Times New Roman" w:eastAsia="標楷體" w:hAnsi="Times New Roman"/>
-          <w:sz w:val="24"/>
-          <w:lang w:eastAsia="zh-TW"/>
-        </w:rPr>
-        <w:t>張統計圖表，回應研究問題</w:t>
-      </w:r>
-      <w:r>
-        <w:rPr>
-          <w:rFonts w:ascii="Times New Roman" w:eastAsia="標楷體" w:hAnsi="Times New Roman"/>
-          <w:sz w:val="24"/>
-          <w:lang w:eastAsia="zh-TW"/>
-        </w:rPr>
-        <w:t xml:space="preserve"> (2)</w:t>
-      </w:r>
-      <w:r>
-        <w:rPr>
-          <w:rFonts w:ascii="Times New Roman" w:eastAsia="標楷體" w:hAnsi="Times New Roman"/>
-          <w:sz w:val="24"/>
-          <w:lang w:eastAsia="zh-TW"/>
-        </w:rPr>
-        <w:t>。主要檢定與建模結果彙整如表</w:t>
-      </w:r>
-      <w:r>
-        <w:rPr>
-          <w:rFonts w:ascii="Times New Roman" w:eastAsia="標楷體" w:hAnsi="Times New Roman"/>
-          <w:sz w:val="24"/>
-          <w:lang w:eastAsia="zh-TW"/>
-        </w:rPr>
-        <w:t xml:space="preserve"> 2</w:t>
-      </w:r>
-      <w:r>
-        <w:rPr>
-          <w:rFonts w:ascii="Times New Roman" w:eastAsia="標楷體" w:hAnsi="Times New Roman"/>
-          <w:sz w:val="24"/>
-          <w:lang w:eastAsia="zh-TW"/>
-        </w:rPr>
-        <w:t>：</w:t>
+        <w:t>完成 1,200 筆值勤（2025-12-05 ～ 2026-06-06，12 位值勤人員、8 艘船艦）與 736 筆海象觀測之清洗與分析，產出 25 張統計圖表，回應研究問題 (2)。主要檢定與建模結果彙整如表 2：</w:t>
+      </w:r>
+      <w:r>
+        <w:rPr>
+          <w:rFonts w:ascii="Times New Roman" w:eastAsia="標楷體" w:hAnsi="Times New Roman"/>
+          <w:sz w:val="24"/>
+          <w:lang w:eastAsia="zh-TW"/>
+        </w:rPr>
+      </w:r>
+      <w:r>
+        <w:rPr>
+          <w:rFonts w:ascii="Times New Roman" w:eastAsia="標楷體" w:hAnsi="Times New Roman"/>
+          <w:sz w:val="24"/>
+          <w:lang w:eastAsia="zh-TW"/>
+        </w:rPr>
+      </w:r>
+      <w:r>
+        <w:rPr>
+          <w:rFonts w:ascii="Times New Roman" w:eastAsia="標楷體" w:hAnsi="Times New Roman"/>
+          <w:sz w:val="24"/>
+          <w:lang w:eastAsia="zh-TW"/>
+        </w:rPr>
+      </w:r>
+      <w:r>
+        <w:rPr>
+          <w:rFonts w:ascii="Times New Roman" w:eastAsia="標楷體" w:hAnsi="Times New Roman"/>
+          <w:sz w:val="24"/>
+          <w:lang w:eastAsia="zh-TW"/>
+        </w:rPr>
+      </w:r>
+      <w:r>
+        <w:rPr>
+          <w:rFonts w:ascii="Times New Roman" w:eastAsia="標楷體" w:hAnsi="Times New Roman"/>
+          <w:sz w:val="24"/>
+          <w:lang w:eastAsia="zh-TW"/>
+        </w:rPr>
+      </w:r>
+      <w:r>
+        <w:rPr>
+          <w:rFonts w:ascii="Times New Roman" w:eastAsia="標楷體" w:hAnsi="Times New Roman"/>
+          <w:sz w:val="24"/>
+          <w:lang w:eastAsia="zh-TW"/>
+        </w:rPr>
+      </w:r>
+      <w:r>
+        <w:rPr>
+          <w:rFonts w:ascii="Times New Roman" w:eastAsia="標楷體" w:hAnsi="Times New Roman"/>
+          <w:sz w:val="24"/>
+          <w:lang w:eastAsia="zh-TW"/>
+        </w:rPr>
+      </w:r>
+      <w:r>
+        <w:rPr>
+          <w:rFonts w:ascii="Times New Roman" w:eastAsia="標楷體" w:hAnsi="Times New Roman"/>
+          <w:sz w:val="24"/>
+          <w:lang w:eastAsia="zh-TW"/>
+        </w:rPr>
+      </w:r>
+      <w:r>
+        <w:rPr>
+          <w:rFonts w:ascii="Times New Roman" w:eastAsia="標楷體" w:hAnsi="Times New Roman"/>
+          <w:sz w:val="24"/>
+          <w:lang w:eastAsia="zh-TW"/>
+        </w:rPr>
+      </w:r>
+      <w:r>
+        <w:rPr>
+          <w:rFonts w:ascii="Times New Roman" w:eastAsia="標楷體" w:hAnsi="Times New Roman"/>
+          <w:sz w:val="24"/>
+          <w:lang w:eastAsia="zh-TW"/>
+        </w:rPr>
+      </w:r>
+      <w:r>
+        <w:rPr>
+          <w:rFonts w:ascii="Times New Roman" w:eastAsia="標楷體" w:hAnsi="Times New Roman"/>
+          <w:sz w:val="24"/>
+          <w:lang w:eastAsia="zh-TW"/>
+        </w:rPr>
+      </w:r>
+      <w:r>
+        <w:rPr>
+          <w:rFonts w:ascii="Times New Roman" w:eastAsia="標楷體" w:hAnsi="Times New Roman"/>
+          <w:sz w:val="24"/>
+          <w:lang w:eastAsia="zh-TW"/>
+        </w:rPr>
+      </w:r>
+      <w:r>
+        <w:rPr>
+          <w:rFonts w:ascii="Times New Roman" w:eastAsia="標楷體" w:hAnsi="Times New Roman"/>
+          <w:sz w:val="24"/>
+          <w:lang w:eastAsia="zh-TW"/>
+        </w:rPr>
+      </w:r>
+      <w:r>
+        <w:rPr>
+          <w:rFonts w:ascii="Times New Roman" w:eastAsia="標楷體" w:hAnsi="Times New Roman"/>
+          <w:sz w:val="24"/>
+          <w:lang w:eastAsia="zh-TW"/>
+        </w:rPr>
+      </w:r>
+      <w:r>
+        <w:rPr>
+          <w:rFonts w:ascii="Times New Roman" w:eastAsia="標楷體" w:hAnsi="Times New Roman"/>
+          <w:sz w:val="24"/>
+          <w:lang w:eastAsia="zh-TW"/>
+        </w:rPr>
+      </w:r>
+      <w:r>
+        <w:rPr>
+          <w:rFonts w:ascii="Times New Roman" w:eastAsia="標楷體" w:hAnsi="Times New Roman"/>
+          <w:sz w:val="24"/>
+          <w:lang w:eastAsia="zh-TW"/>
+        </w:rPr>
+      </w:r>
+      <w:r>
+        <w:rPr>
+          <w:rFonts w:ascii="Times New Roman" w:eastAsia="標楷體" w:hAnsi="Times New Roman"/>
+          <w:sz w:val="24"/>
+          <w:lang w:eastAsia="zh-TW"/>
+        </w:rPr>
+      </w:r>
+      <w:r>
+        <w:rPr>
+          <w:rFonts w:ascii="Times New Roman" w:eastAsia="標楷體" w:hAnsi="Times New Roman"/>
+          <w:sz w:val="24"/>
+          <w:lang w:eastAsia="zh-TW"/>
+        </w:rPr>
       </w:r>
     </w:p>
     <w:p>
@@ -5959,19 +5851,17 @@
               <w:rPr>
                 <w:rFonts w:ascii="Times New Roman" w:eastAsia="標楷體" w:hAnsi="Times New Roman"/>
               </w:rPr>
-              <w:t>F = 181.433</w:t>
+              <w:t>F = 249.104，p &lt; 0.0001</w:t>
             </w:r>
             <w:r>
               <w:rPr>
                 <w:rFonts w:ascii="Times New Roman" w:eastAsia="標楷體" w:hAnsi="Times New Roman"/>
               </w:rPr>
-              <w:t>，</w:t>
             </w:r>
             <w:r>
               <w:rPr>
                 <w:rFonts w:ascii="Times New Roman" w:eastAsia="標楷體" w:hAnsi="Times New Roman"/>
               </w:rPr>
-              <w:t>p &lt; 0.0001</w:t>
             </w:r>
           </w:p>
         </w:tc>
@@ -6046,31 +5936,27 @@
               <w:rPr>
                 <w:rFonts w:ascii="Times New Roman" w:eastAsia="標楷體" w:hAnsi="Times New Roman"/>
               </w:rPr>
-              <w:t>χ² = 349.634</w:t>
+              <w:t>χ² = 232.811（df = 6），p &lt; 0.0001</w:t>
             </w:r>
             <w:r>
               <w:rPr>
                 <w:rFonts w:ascii="Times New Roman" w:eastAsia="標楷體" w:hAnsi="Times New Roman"/>
               </w:rPr>
-              <w:t>（</w:t>
             </w:r>
             <w:r>
               <w:rPr>
                 <w:rFonts w:ascii="Times New Roman" w:eastAsia="標楷體" w:hAnsi="Times New Roman"/>
               </w:rPr>
-              <w:t>df = 6</w:t>
             </w:r>
             <w:r>
               <w:rPr>
                 <w:rFonts w:ascii="Times New Roman" w:eastAsia="標楷體" w:hAnsi="Times New Roman"/>
               </w:rPr>
-              <w:t>），</w:t>
             </w:r>
             <w:r>
               <w:rPr>
                 <w:rFonts w:ascii="Times New Roman" w:eastAsia="標楷體" w:hAnsi="Times New Roman"/>
               </w:rPr>
-              <w:t>p &lt; 0.0001</w:t>
             </w:r>
           </w:p>
         </w:tc>
@@ -6145,7 +6031,7 @@
               <w:rPr>
                 <w:rFonts w:ascii="Times New Roman" w:eastAsia="標楷體" w:hAnsi="Times New Roman"/>
               </w:rPr>
-              <w:t>R² = 0.784</w:t>
+              <w:t>R² = 0.801</w:t>
             </w:r>
           </w:p>
         </w:tc>
@@ -6214,25 +6100,22 @@
               <w:rPr>
                 <w:rFonts w:ascii="Times New Roman" w:eastAsia="標楷體" w:hAnsi="Times New Roman"/>
               </w:rPr>
-              <w:t>準確率</w:t>
+              <w:t>準確率 69.2%，AUC 0.703</w:t>
             </w:r>
             <w:r>
               <w:rPr>
                 <w:rFonts w:ascii="Times New Roman" w:eastAsia="標楷體" w:hAnsi="Times New Roman"/>
               </w:rPr>
-              <w:t xml:space="preserve"> 94.9%</w:t>
             </w:r>
             <w:r>
               <w:rPr>
                 <w:rFonts w:ascii="Times New Roman" w:eastAsia="標楷體" w:hAnsi="Times New Roman"/>
               </w:rPr>
-              <w:t>，</w:t>
             </w:r>
             <w:r>
               <w:rPr>
                 <w:rFonts w:ascii="Times New Roman" w:eastAsia="標楷體" w:hAnsi="Times New Roman"/>
               </w:rPr>
-              <w:t>AUC 0.811</w:t>
             </w:r>
           </w:p>
         </w:tc>
@@ -6325,49 +6208,43 @@
                 <w:rFonts w:ascii="Times New Roman" w:eastAsia="標楷體" w:hAnsi="Times New Roman"/>
                 <w:lang w:eastAsia="zh-TW"/>
               </w:rPr>
-              <w:t>機率</w:t>
+              <w:t>機率 13.6%（明日 ML 預測 38.5%）</w:t>
             </w:r>
             <w:r>
               <w:rPr>
                 <w:rFonts w:ascii="Times New Roman" w:eastAsia="標楷體" w:hAnsi="Times New Roman"/>
                 <w:lang w:eastAsia="zh-TW"/>
               </w:rPr>
-              <w:t xml:space="preserve"> 6.4%</w:t>
             </w:r>
             <w:r>
               <w:rPr>
                 <w:rFonts w:ascii="Times New Roman" w:eastAsia="標楷體" w:hAnsi="Times New Roman"/>
                 <w:lang w:eastAsia="zh-TW"/>
               </w:rPr>
-              <w:t>（明日</w:t>
             </w:r>
             <w:r>
               <w:rPr>
                 <w:rFonts w:ascii="Times New Roman" w:eastAsia="標楷體" w:hAnsi="Times New Roman"/>
                 <w:lang w:eastAsia="zh-TW"/>
               </w:rPr>
-              <w:t xml:space="preserve"> ML </w:t>
             </w:r>
             <w:r>
               <w:rPr>
                 <w:rFonts w:ascii="Times New Roman" w:eastAsia="標楷體" w:hAnsi="Times New Roman"/>
                 <w:lang w:eastAsia="zh-TW"/>
               </w:rPr>
-              <w:t>預測</w:t>
             </w:r>
             <w:r>
               <w:rPr>
                 <w:rFonts w:ascii="Times New Roman" w:eastAsia="標楷體" w:hAnsi="Times New Roman"/>
                 <w:lang w:eastAsia="zh-TW"/>
               </w:rPr>
-              <w:t xml:space="preserve"> 20.7%</w:t>
             </w:r>
             <w:r>
               <w:rPr>
                 <w:rFonts w:ascii="Times New Roman" w:eastAsia="標楷體" w:hAnsi="Times New Roman"/>
                 <w:lang w:eastAsia="zh-TW"/>
               </w:rPr>
-              <w:t>）</w:t>
             </w:r>
           </w:p>
         </w:tc>
@@ -6438,7 +6315,7 @@
               <w:rPr>
                 <w:rFonts w:ascii="Times New Roman" w:eastAsia="標楷體" w:hAnsi="Times New Roman"/>
               </w:rPr>
-              <w:t>Gini = 0.042</w:t>
+              <w:t>Gini = 0.031</w:t>
             </w:r>
           </w:p>
         </w:tc>
@@ -6646,7 +6523,7 @@
           <w:b/>
           <w:lang w:eastAsia="zh-TW"/>
         </w:rPr>
-        <w:t>圖</w:t>
+        <w:t>圖 5　各海域海況組成（與卡方檢定 χ² = 232.811 相互印證）</w:t>
       </w:r>
       <w:r>
         <w:rPr>
@@ -6654,7 +6531,6 @@
           <w:b/>
           <w:lang w:eastAsia="zh-TW"/>
         </w:rPr>
-        <w:t xml:space="preserve"> 5</w:t>
       </w:r>
       <w:r>
         <w:rPr>
@@ -6662,7 +6538,6 @@
           <w:b/>
           <w:lang w:eastAsia="zh-TW"/>
         </w:rPr>
-        <w:t xml:space="preserve">　各海域海況組成（與卡方檢定</w:t>
       </w:r>
       <w:r>
         <w:rPr>
@@ -6670,14 +6545,12 @@
           <w:b/>
           <w:lang w:eastAsia="zh-TW"/>
         </w:rPr>
-        <w:t xml:space="preserve"> </w:t>
       </w:r>
       <w:r>
         <w:rPr>
           <w:rFonts w:ascii="Times New Roman" w:eastAsia="標楷體" w:hAnsi="Times New Roman"/>
           <w:b/>
         </w:rPr>
-        <w:t>χ</w:t>
       </w:r>
       <w:r>
         <w:rPr>
@@ -6685,7 +6558,6 @@
           <w:b/>
           <w:lang w:eastAsia="zh-TW"/>
         </w:rPr>
-        <w:t xml:space="preserve">² = 349.634 </w:t>
       </w:r>
       <w:r>
         <w:rPr>
@@ -6693,7 +6565,6 @@
           <w:b/>
           <w:lang w:eastAsia="zh-TW"/>
         </w:rPr>
-        <w:t>相互印證）</w:t>
       </w:r>
     </w:p>
     <w:p>
@@ -6868,7 +6739,7 @@
           <w:b/>
           <w:lang w:eastAsia="zh-TW"/>
         </w:rPr>
-        <w:t>圖</w:t>
+        <w:t>圖 7　RandomForest 特徵重要度（測試集準確率 69.2%、AUC 0.703）</w:t>
       </w:r>
       <w:r>
         <w:rPr>
@@ -6876,7 +6747,6 @@
           <w:b/>
           <w:lang w:eastAsia="zh-TW"/>
         </w:rPr>
-        <w:t xml:space="preserve"> 7</w:t>
       </w:r>
       <w:r>
         <w:rPr>
@@ -6884,7 +6754,6 @@
           <w:b/>
           <w:lang w:eastAsia="zh-TW"/>
         </w:rPr>
-        <w:t xml:space="preserve">　</w:t>
       </w:r>
       <w:r>
         <w:rPr>
@@ -6892,7 +6761,6 @@
           <w:b/>
           <w:lang w:eastAsia="zh-TW"/>
         </w:rPr>
-        <w:t xml:space="preserve">RandomForest </w:t>
       </w:r>
       <w:r>
         <w:rPr>
@@ -6900,7 +6768,6 @@
           <w:b/>
           <w:lang w:eastAsia="zh-TW"/>
         </w:rPr>
-        <w:t>特徵重要度（測試集準確率</w:t>
       </w:r>
       <w:r>
         <w:rPr>
@@ -6908,7 +6775,6 @@
           <w:b/>
           <w:lang w:eastAsia="zh-TW"/>
         </w:rPr>
-        <w:t xml:space="preserve"> 94.9%</w:t>
       </w:r>
       <w:r>
         <w:rPr>
@@ -6916,7 +6782,6 @@
           <w:b/>
           <w:lang w:eastAsia="zh-TW"/>
         </w:rPr>
-        <w:t>、</w:t>
       </w:r>
       <w:r>
         <w:rPr>
@@ -6924,7 +6789,6 @@
           <w:b/>
           <w:lang w:eastAsia="zh-TW"/>
         </w:rPr>
-        <w:t>AUC 0.811</w:t>
       </w:r>
       <w:r>
         <w:rPr>
@@ -6932,7 +6796,6 @@
           <w:b/>
           <w:lang w:eastAsia="zh-TW"/>
         </w:rPr>
-        <w:t>）</w:t>
       </w:r>
     </w:p>
     <w:p>
@@ -6976,167 +6839,147 @@
           <w:sz w:val="24"/>
           <w:lang w:eastAsia="zh-TW"/>
         </w:rPr>
-        <w:t>此部分為本系統與純海象視覺化系統之結構性差異</w:t>
-      </w:r>
-      <w:r>
-        <w:rPr>
-          <w:rFonts w:ascii="Times New Roman" w:eastAsia="標楷體" w:hAnsi="Times New Roman"/>
-          <w:sz w:val="24"/>
-          <w:lang w:eastAsia="zh-TW"/>
-        </w:rPr>
-        <w:t>——</w:t>
-      </w:r>
-      <w:r>
-        <w:rPr>
-          <w:rFonts w:ascii="Times New Roman" w:eastAsia="標楷體" w:hAnsi="Times New Roman"/>
-          <w:sz w:val="24"/>
-          <w:lang w:eastAsia="zh-TW"/>
-        </w:rPr>
-        <w:t>以下產出皆需人員</w:t>
-      </w:r>
-      <w:r>
-        <w:rPr>
-          <w:rFonts w:ascii="Times New Roman" w:eastAsia="標楷體" w:hAnsi="Times New Roman"/>
-          <w:sz w:val="24"/>
-          <w:lang w:eastAsia="zh-TW"/>
-        </w:rPr>
-        <w:t>/</w:t>
-      </w:r>
-      <w:r>
-        <w:rPr>
-          <w:rFonts w:ascii="Times New Roman" w:eastAsia="標楷體" w:hAnsi="Times New Roman"/>
-          <w:sz w:val="24"/>
-          <w:lang w:eastAsia="zh-TW"/>
-        </w:rPr>
-        <w:t>勤務</w:t>
-      </w:r>
-      <w:r>
-        <w:rPr>
-          <w:rFonts w:ascii="Times New Roman" w:eastAsia="標楷體" w:hAnsi="Times New Roman"/>
-          <w:sz w:val="24"/>
-          <w:lang w:eastAsia="zh-TW"/>
-        </w:rPr>
-        <w:t>/</w:t>
-      </w:r>
-      <w:r>
-        <w:rPr>
-          <w:rFonts w:ascii="Times New Roman" w:eastAsia="標楷體" w:hAnsi="Times New Roman"/>
-          <w:sz w:val="24"/>
-          <w:lang w:eastAsia="zh-TW"/>
-        </w:rPr>
-        <w:t>船艦資料，純海象資料無法產生。圖</w:t>
-      </w:r>
-      <w:r>
-        <w:rPr>
-          <w:rFonts w:ascii="Times New Roman" w:eastAsia="標楷體" w:hAnsi="Times New Roman"/>
-          <w:sz w:val="24"/>
-          <w:lang w:eastAsia="zh-TW"/>
-        </w:rPr>
-        <w:t xml:space="preserve"> 8 </w:t>
-      </w:r>
-      <w:r>
-        <w:rPr>
-          <w:rFonts w:ascii="Times New Roman" w:eastAsia="標楷體" w:hAnsi="Times New Roman"/>
-          <w:sz w:val="24"/>
-          <w:lang w:eastAsia="zh-TW"/>
-        </w:rPr>
-        <w:t>為人員疲勞指數排行（連續值勤天數＋近</w:t>
-      </w:r>
-      <w:r>
-        <w:rPr>
-          <w:rFonts w:ascii="Times New Roman" w:eastAsia="標楷體" w:hAnsi="Times New Roman"/>
-          <w:sz w:val="24"/>
-          <w:lang w:eastAsia="zh-TW"/>
-        </w:rPr>
-        <w:t xml:space="preserve"> 7 </w:t>
-      </w:r>
-      <w:r>
-        <w:rPr>
-          <w:rFonts w:ascii="Times New Roman" w:eastAsia="標楷體" w:hAnsi="Times New Roman"/>
-          <w:sz w:val="24"/>
-          <w:lang w:eastAsia="zh-TW"/>
-        </w:rPr>
-        <w:t>日工時），圖</w:t>
-      </w:r>
-      <w:r>
-        <w:rPr>
-          <w:rFonts w:ascii="Times New Roman" w:eastAsia="標楷體" w:hAnsi="Times New Roman"/>
-          <w:sz w:val="24"/>
-          <w:lang w:eastAsia="zh-TW"/>
-        </w:rPr>
-        <w:t xml:space="preserve"> 9 </w:t>
-      </w:r>
-      <w:r>
-        <w:rPr>
-          <w:rFonts w:ascii="Times New Roman" w:eastAsia="標楷體" w:hAnsi="Times New Roman"/>
-          <w:sz w:val="24"/>
-          <w:lang w:eastAsia="zh-TW"/>
-        </w:rPr>
-        <w:t>之</w:t>
-      </w:r>
-      <w:r>
-        <w:rPr>
-          <w:rFonts w:ascii="Times New Roman" w:eastAsia="標楷體" w:hAnsi="Times New Roman"/>
-          <w:sz w:val="24"/>
-          <w:lang w:eastAsia="zh-TW"/>
-        </w:rPr>
-        <w:t xml:space="preserve"> Lorenz </w:t>
-      </w:r>
-      <w:r>
-        <w:rPr>
-          <w:rFonts w:ascii="Times New Roman" w:eastAsia="標楷體" w:hAnsi="Times New Roman"/>
-          <w:sz w:val="24"/>
-          <w:lang w:eastAsia="zh-TW"/>
-        </w:rPr>
-        <w:t>曲線顯示工時分配貼近完全平等線（</w:t>
-      </w:r>
-      <w:r>
-        <w:rPr>
-          <w:rFonts w:ascii="Times New Roman" w:eastAsia="標楷體" w:hAnsi="Times New Roman"/>
-          <w:sz w:val="24"/>
-          <w:lang w:eastAsia="zh-TW"/>
-        </w:rPr>
-        <w:t>Gini = 0.042</w:t>
-      </w:r>
-      <w:r>
-        <w:rPr>
-          <w:rFonts w:ascii="Times New Roman" w:eastAsia="標楷體" w:hAnsi="Times New Roman"/>
-          <w:sz w:val="24"/>
-          <w:lang w:eastAsia="zh-TW"/>
-        </w:rPr>
-        <w:t>），圖</w:t>
-      </w:r>
-      <w:r>
-        <w:rPr>
-          <w:rFonts w:ascii="Times New Roman" w:eastAsia="標楷體" w:hAnsi="Times New Roman"/>
-          <w:sz w:val="24"/>
-          <w:lang w:eastAsia="zh-TW"/>
-        </w:rPr>
-        <w:t xml:space="preserve"> 10 </w:t>
-      </w:r>
-      <w:r>
-        <w:rPr>
-          <w:rFonts w:ascii="Times New Roman" w:eastAsia="標楷體" w:hAnsi="Times New Roman"/>
-          <w:sz w:val="24"/>
-          <w:lang w:eastAsia="zh-TW"/>
-        </w:rPr>
-        <w:t>為船艦可用性與維護里程（</w:t>
-      </w:r>
-      <w:r>
-        <w:rPr>
-          <w:rFonts w:ascii="Times New Roman" w:eastAsia="標楷體" w:hAnsi="Times New Roman"/>
-          <w:sz w:val="24"/>
-          <w:lang w:eastAsia="zh-TW"/>
-        </w:rPr>
-        <w:t xml:space="preserve">MAR-007 </w:t>
-      </w:r>
-      <w:r>
-        <w:rPr>
-          <w:rFonts w:ascii="Times New Roman" w:eastAsia="標楷體" w:hAnsi="Times New Roman"/>
-          <w:sz w:val="24"/>
-          <w:lang w:eastAsia="zh-TW"/>
-        </w:rPr>
-        <w:t>達維護門檻，排班自動排除）。</w:t>
+        <w:t>此部分為本系統與純海象視覺化系統之結構性差異——以下產出皆需人員/勤務/船艦資料，純海象資料無法產生。圖 8 為人員疲勞指數排行（連續值勤天數＋近 7 日工時），圖 9 之 Lorenz 曲線顯示工時分配貼近完全平等線（Gini = 0.031），圖 10 為船艦可用性與維護里程（本次所有船艦可用度均高於維護門檻，無須排除）。</w:t>
+      </w:r>
+      <w:r>
+        <w:rPr>
+          <w:rFonts w:ascii="Times New Roman" w:eastAsia="標楷體" w:hAnsi="Times New Roman"/>
+          <w:sz w:val="24"/>
+          <w:lang w:eastAsia="zh-TW"/>
+        </w:rPr>
+      </w:r>
+      <w:r>
+        <w:rPr>
+          <w:rFonts w:ascii="Times New Roman" w:eastAsia="標楷體" w:hAnsi="Times New Roman"/>
+          <w:sz w:val="24"/>
+          <w:lang w:eastAsia="zh-TW"/>
+        </w:rPr>
+      </w:r>
+      <w:r>
+        <w:rPr>
+          <w:rFonts w:ascii="Times New Roman" w:eastAsia="標楷體" w:hAnsi="Times New Roman"/>
+          <w:sz w:val="24"/>
+          <w:lang w:eastAsia="zh-TW"/>
+        </w:rPr>
+      </w:r>
+      <w:r>
+        <w:rPr>
+          <w:rFonts w:ascii="Times New Roman" w:eastAsia="標楷體" w:hAnsi="Times New Roman"/>
+          <w:sz w:val="24"/>
+          <w:lang w:eastAsia="zh-TW"/>
+        </w:rPr>
+      </w:r>
+      <w:r>
+        <w:rPr>
+          <w:rFonts w:ascii="Times New Roman" w:eastAsia="標楷體" w:hAnsi="Times New Roman"/>
+          <w:sz w:val="24"/>
+          <w:lang w:eastAsia="zh-TW"/>
+        </w:rPr>
+      </w:r>
+      <w:r>
+        <w:rPr>
+          <w:rFonts w:ascii="Times New Roman" w:eastAsia="標楷體" w:hAnsi="Times New Roman"/>
+          <w:sz w:val="24"/>
+          <w:lang w:eastAsia="zh-TW"/>
+        </w:rPr>
+      </w:r>
+      <w:r>
+        <w:rPr>
+          <w:rFonts w:ascii="Times New Roman" w:eastAsia="標楷體" w:hAnsi="Times New Roman"/>
+          <w:sz w:val="24"/>
+          <w:lang w:eastAsia="zh-TW"/>
+        </w:rPr>
+      </w:r>
+      <w:r>
+        <w:rPr>
+          <w:rFonts w:ascii="Times New Roman" w:eastAsia="標楷體" w:hAnsi="Times New Roman"/>
+          <w:sz w:val="24"/>
+          <w:lang w:eastAsia="zh-TW"/>
+        </w:rPr>
+      </w:r>
+      <w:r>
+        <w:rPr>
+          <w:rFonts w:ascii="Times New Roman" w:eastAsia="標楷體" w:hAnsi="Times New Roman"/>
+          <w:sz w:val="24"/>
+          <w:lang w:eastAsia="zh-TW"/>
+        </w:rPr>
+      </w:r>
+      <w:r>
+        <w:rPr>
+          <w:rFonts w:ascii="Times New Roman" w:eastAsia="標楷體" w:hAnsi="Times New Roman"/>
+          <w:sz w:val="24"/>
+          <w:lang w:eastAsia="zh-TW"/>
+        </w:rPr>
+      </w:r>
+      <w:r>
+        <w:rPr>
+          <w:rFonts w:ascii="Times New Roman" w:eastAsia="標楷體" w:hAnsi="Times New Roman"/>
+          <w:sz w:val="24"/>
+          <w:lang w:eastAsia="zh-TW"/>
+        </w:rPr>
+      </w:r>
+      <w:r>
+        <w:rPr>
+          <w:rFonts w:ascii="Times New Roman" w:eastAsia="標楷體" w:hAnsi="Times New Roman"/>
+          <w:sz w:val="24"/>
+          <w:lang w:eastAsia="zh-TW"/>
+        </w:rPr>
+      </w:r>
+      <w:r>
+        <w:rPr>
+          <w:rFonts w:ascii="Times New Roman" w:eastAsia="標楷體" w:hAnsi="Times New Roman"/>
+          <w:sz w:val="24"/>
+          <w:lang w:eastAsia="zh-TW"/>
+        </w:rPr>
+      </w:r>
+      <w:r>
+        <w:rPr>
+          <w:rFonts w:ascii="Times New Roman" w:eastAsia="標楷體" w:hAnsi="Times New Roman"/>
+          <w:sz w:val="24"/>
+          <w:lang w:eastAsia="zh-TW"/>
+        </w:rPr>
+      </w:r>
+      <w:r>
+        <w:rPr>
+          <w:rFonts w:ascii="Times New Roman" w:eastAsia="標楷體" w:hAnsi="Times New Roman"/>
+          <w:sz w:val="24"/>
+          <w:lang w:eastAsia="zh-TW"/>
+        </w:rPr>
+      </w:r>
+      <w:r>
+        <w:rPr>
+          <w:rFonts w:ascii="Times New Roman" w:eastAsia="標楷體" w:hAnsi="Times New Roman"/>
+          <w:sz w:val="24"/>
+          <w:lang w:eastAsia="zh-TW"/>
+        </w:rPr>
+      </w:r>
+      <w:r>
+        <w:rPr>
+          <w:rFonts w:ascii="Times New Roman" w:eastAsia="標楷體" w:hAnsi="Times New Roman"/>
+          <w:sz w:val="24"/>
+          <w:lang w:eastAsia="zh-TW"/>
+        </w:rPr>
+      </w:r>
+      <w:r>
+        <w:rPr>
+          <w:rFonts w:ascii="Times New Roman" w:eastAsia="標楷體" w:hAnsi="Times New Roman"/>
+          <w:sz w:val="24"/>
+          <w:lang w:eastAsia="zh-TW"/>
+        </w:rPr>
+      </w:r>
+      <w:r>
+        <w:rPr>
+          <w:rFonts w:ascii="Times New Roman" w:eastAsia="標楷體" w:hAnsi="Times New Roman"/>
+          <w:sz w:val="24"/>
+          <w:lang w:eastAsia="zh-TW"/>
+        </w:rPr>
+      </w:r>
+      <w:r>
+        <w:rPr>
+          <w:rFonts w:ascii="Times New Roman" w:eastAsia="標楷體" w:hAnsi="Times New Roman"/>
+          <w:sz w:val="24"/>
+          <w:lang w:eastAsia="zh-TW"/>
+        </w:rPr>
       </w:r>
     </w:p>
     <w:p>
@@ -7291,49 +7134,43 @@
           <w:rFonts w:ascii="Times New Roman" w:eastAsia="標楷體" w:hAnsi="Times New Roman"/>
           <w:b/>
         </w:rPr>
-        <w:t>圖</w:t>
+        <w:t>圖 9　工時公平性 Lorenz 曲線（Gini = 0.031，分配均勻）</w:t>
       </w:r>
       <w:r>
         <w:rPr>
           <w:rFonts w:ascii="Times New Roman" w:eastAsia="標楷體" w:hAnsi="Times New Roman"/>
           <w:b/>
         </w:rPr>
-        <w:t xml:space="preserve"> 9</w:t>
       </w:r>
       <w:r>
         <w:rPr>
           <w:rFonts w:ascii="Times New Roman" w:eastAsia="標楷體" w:hAnsi="Times New Roman"/>
           <w:b/>
         </w:rPr>
-        <w:t xml:space="preserve">　工時公平性</w:t>
       </w:r>
       <w:r>
         <w:rPr>
           <w:rFonts w:ascii="Times New Roman" w:eastAsia="標楷體" w:hAnsi="Times New Roman"/>
           <w:b/>
         </w:rPr>
-        <w:t xml:space="preserve"> Lorenz </w:t>
       </w:r>
       <w:r>
         <w:rPr>
           <w:rFonts w:ascii="Times New Roman" w:eastAsia="標楷體" w:hAnsi="Times New Roman"/>
           <w:b/>
         </w:rPr>
-        <w:t>曲線（</w:t>
       </w:r>
       <w:r>
         <w:rPr>
           <w:rFonts w:ascii="Times New Roman" w:eastAsia="標楷體" w:hAnsi="Times New Roman"/>
           <w:b/>
         </w:rPr>
-        <w:t>Gini = 0.042</w:t>
       </w:r>
       <w:r>
         <w:rPr>
           <w:rFonts w:ascii="Times New Roman" w:eastAsia="標楷體" w:hAnsi="Times New Roman"/>
           <w:b/>
         </w:rPr>
-        <w:t>，分配均勻）</w:t>
       </w:r>
     </w:p>
     <w:p>
@@ -7429,119 +7266,105 @@
           <w:sz w:val="24"/>
           <w:lang w:eastAsia="zh-TW"/>
         </w:rPr>
-        <w:t>排班引擎以明日惡劣海況機率</w:t>
-      </w:r>
-      <w:r>
-        <w:rPr>
-          <w:rFonts w:ascii="Times New Roman" w:eastAsia="標楷體" w:hAnsi="Times New Roman"/>
-          <w:sz w:val="24"/>
-          <w:lang w:eastAsia="zh-TW"/>
-        </w:rPr>
-        <w:t xml:space="preserve"> 20.7% </w:t>
-      </w:r>
-      <w:r>
-        <w:rPr>
-          <w:rFonts w:ascii="Times New Roman" w:eastAsia="標楷體" w:hAnsi="Times New Roman"/>
-          <w:sz w:val="24"/>
-          <w:lang w:eastAsia="zh-TW"/>
-        </w:rPr>
-        <w:t>為輸入，自動決定三海域員額（港口</w:t>
-      </w:r>
-      <w:r>
-        <w:rPr>
-          <w:rFonts w:ascii="Times New Roman" w:eastAsia="標楷體" w:hAnsi="Times New Roman"/>
-          <w:sz w:val="24"/>
-          <w:lang w:eastAsia="zh-TW"/>
-        </w:rPr>
-        <w:t xml:space="preserve"> 2</w:t>
-      </w:r>
-      <w:r>
-        <w:rPr>
-          <w:rFonts w:ascii="Times New Roman" w:eastAsia="標楷體" w:hAnsi="Times New Roman"/>
-          <w:sz w:val="24"/>
-          <w:lang w:eastAsia="zh-TW"/>
-        </w:rPr>
-        <w:t>、近海</w:t>
-      </w:r>
-      <w:r>
-        <w:rPr>
-          <w:rFonts w:ascii="Times New Roman" w:eastAsia="標楷體" w:hAnsi="Times New Roman"/>
-          <w:sz w:val="24"/>
-          <w:lang w:eastAsia="zh-TW"/>
-        </w:rPr>
-        <w:t xml:space="preserve"> 3</w:t>
-      </w:r>
-      <w:r>
-        <w:rPr>
-          <w:rFonts w:ascii="Times New Roman" w:eastAsia="標楷體" w:hAnsi="Times New Roman"/>
-          <w:sz w:val="24"/>
-          <w:lang w:eastAsia="zh-TW"/>
-        </w:rPr>
-        <w:t>、外海</w:t>
-      </w:r>
-      <w:r>
-        <w:rPr>
-          <w:rFonts w:ascii="Times New Roman" w:eastAsia="標楷體" w:hAnsi="Times New Roman"/>
-          <w:sz w:val="24"/>
-          <w:lang w:eastAsia="zh-TW"/>
-        </w:rPr>
-        <w:t xml:space="preserve"> 3 </w:t>
-      </w:r>
-      <w:r>
-        <w:rPr>
-          <w:rFonts w:ascii="Times New Roman" w:eastAsia="標楷體" w:hAnsi="Times New Roman"/>
-          <w:sz w:val="24"/>
-          <w:lang w:eastAsia="zh-TW"/>
-        </w:rPr>
-        <w:t>人），並產出具名班表（表</w:t>
-      </w:r>
-      <w:r>
-        <w:rPr>
-          <w:rFonts w:ascii="Times New Roman" w:eastAsia="標楷體" w:hAnsi="Times New Roman"/>
-          <w:sz w:val="24"/>
-          <w:lang w:eastAsia="zh-TW"/>
-        </w:rPr>
-        <w:t xml:space="preserve"> 3</w:t>
-      </w:r>
-      <w:r>
-        <w:rPr>
-          <w:rFonts w:ascii="Times New Roman" w:eastAsia="標楷體" w:hAnsi="Times New Roman"/>
-          <w:sz w:val="24"/>
-          <w:lang w:eastAsia="zh-TW"/>
-        </w:rPr>
-        <w:t>）。維護中船艦</w:t>
-      </w:r>
-      <w:r>
-        <w:rPr>
-          <w:rFonts w:ascii="Times New Roman" w:eastAsia="標楷體" w:hAnsi="Times New Roman"/>
-          <w:sz w:val="24"/>
-          <w:lang w:eastAsia="zh-TW"/>
-        </w:rPr>
-        <w:t xml:space="preserve"> MAR-007 </w:t>
-      </w:r>
-      <w:r>
-        <w:rPr>
-          <w:rFonts w:ascii="Times New Roman" w:eastAsia="標楷體" w:hAnsi="Times New Roman"/>
-          <w:sz w:val="24"/>
-          <w:lang w:eastAsia="zh-TW"/>
-        </w:rPr>
-        <w:t>已自動排除於指派之外，回應研究問題</w:t>
-      </w:r>
-      <w:r>
-        <w:rPr>
-          <w:rFonts w:ascii="Times New Roman" w:eastAsia="標楷體" w:hAnsi="Times New Roman"/>
-          <w:sz w:val="24"/>
-          <w:lang w:eastAsia="zh-TW"/>
-        </w:rPr>
-        <w:t xml:space="preserve"> (3)</w:t>
-      </w:r>
-      <w:r>
-        <w:rPr>
-          <w:rFonts w:ascii="Times New Roman" w:eastAsia="標楷體" w:hAnsi="Times New Roman"/>
-          <w:sz w:val="24"/>
-          <w:lang w:eastAsia="zh-TW"/>
-        </w:rPr>
-        <w:t>。</w:t>
+        <w:t>排班引擎以明日惡劣海況機率 38.5% 為輸入，自動決定三海域員額（港口 2、近海 3、外海 2 人），並產出具名班表（表 3）。本次所有船艦可用度均高於維護門檻、亦無人達輪休門檻，引擎仍保有達門檻即自動排除與輪休之機制，回應研究問題 (3)。</w:t>
+      </w:r>
+      <w:r>
+        <w:rPr>
+          <w:rFonts w:ascii="Times New Roman" w:eastAsia="標楷體" w:hAnsi="Times New Roman"/>
+          <w:sz w:val="24"/>
+          <w:lang w:eastAsia="zh-TW"/>
+        </w:rPr>
+      </w:r>
+      <w:r>
+        <w:rPr>
+          <w:rFonts w:ascii="Times New Roman" w:eastAsia="標楷體" w:hAnsi="Times New Roman"/>
+          <w:sz w:val="24"/>
+          <w:lang w:eastAsia="zh-TW"/>
+        </w:rPr>
+      </w:r>
+      <w:r>
+        <w:rPr>
+          <w:rFonts w:ascii="Times New Roman" w:eastAsia="標楷體" w:hAnsi="Times New Roman"/>
+          <w:sz w:val="24"/>
+          <w:lang w:eastAsia="zh-TW"/>
+        </w:rPr>
+      </w:r>
+      <w:r>
+        <w:rPr>
+          <w:rFonts w:ascii="Times New Roman" w:eastAsia="標楷體" w:hAnsi="Times New Roman"/>
+          <w:sz w:val="24"/>
+          <w:lang w:eastAsia="zh-TW"/>
+        </w:rPr>
+      </w:r>
+      <w:r>
+        <w:rPr>
+          <w:rFonts w:ascii="Times New Roman" w:eastAsia="標楷體" w:hAnsi="Times New Roman"/>
+          <w:sz w:val="24"/>
+          <w:lang w:eastAsia="zh-TW"/>
+        </w:rPr>
+      </w:r>
+      <w:r>
+        <w:rPr>
+          <w:rFonts w:ascii="Times New Roman" w:eastAsia="標楷體" w:hAnsi="Times New Roman"/>
+          <w:sz w:val="24"/>
+          <w:lang w:eastAsia="zh-TW"/>
+        </w:rPr>
+      </w:r>
+      <w:r>
+        <w:rPr>
+          <w:rFonts w:ascii="Times New Roman" w:eastAsia="標楷體" w:hAnsi="Times New Roman"/>
+          <w:sz w:val="24"/>
+          <w:lang w:eastAsia="zh-TW"/>
+        </w:rPr>
+      </w:r>
+      <w:r>
+        <w:rPr>
+          <w:rFonts w:ascii="Times New Roman" w:eastAsia="標楷體" w:hAnsi="Times New Roman"/>
+          <w:sz w:val="24"/>
+          <w:lang w:eastAsia="zh-TW"/>
+        </w:rPr>
+      </w:r>
+      <w:r>
+        <w:rPr>
+          <w:rFonts w:ascii="Times New Roman" w:eastAsia="標楷體" w:hAnsi="Times New Roman"/>
+          <w:sz w:val="24"/>
+          <w:lang w:eastAsia="zh-TW"/>
+        </w:rPr>
+      </w:r>
+      <w:r>
+        <w:rPr>
+          <w:rFonts w:ascii="Times New Roman" w:eastAsia="標楷體" w:hAnsi="Times New Roman"/>
+          <w:sz w:val="24"/>
+          <w:lang w:eastAsia="zh-TW"/>
+        </w:rPr>
+      </w:r>
+      <w:r>
+        <w:rPr>
+          <w:rFonts w:ascii="Times New Roman" w:eastAsia="標楷體" w:hAnsi="Times New Roman"/>
+          <w:sz w:val="24"/>
+          <w:lang w:eastAsia="zh-TW"/>
+        </w:rPr>
+      </w:r>
+      <w:r>
+        <w:rPr>
+          <w:rFonts w:ascii="Times New Roman" w:eastAsia="標楷體" w:hAnsi="Times New Roman"/>
+          <w:sz w:val="24"/>
+          <w:lang w:eastAsia="zh-TW"/>
+        </w:rPr>
+      </w:r>
+      <w:r>
+        <w:rPr>
+          <w:rFonts w:ascii="Times New Roman" w:eastAsia="標楷體" w:hAnsi="Times New Roman"/>
+          <w:sz w:val="24"/>
+          <w:lang w:eastAsia="zh-TW"/>
+        </w:rPr>
+      </w:r>
+      <w:r>
+        <w:rPr>
+          <w:rFonts w:ascii="Times New Roman" w:eastAsia="標楷體" w:hAnsi="Times New Roman"/>
+          <w:sz w:val="24"/>
+          <w:lang w:eastAsia="zh-TW"/>
+        </w:rPr>
       </w:r>
     </w:p>
     <w:p>
@@ -7755,7 +7578,7 @@
               <w:rPr>
                 <w:rFonts w:ascii="Times New Roman" w:eastAsia="標楷體" w:hAnsi="Times New Roman"/>
               </w:rPr>
-              <w:t>趙磊</w:t>
+              <w:t>林佳</w:t>
             </w:r>
           </w:p>
         </w:tc>
@@ -7787,7 +7610,7 @@
               <w:rPr>
                 <w:rFonts w:ascii="Times New Roman" w:eastAsia="標楷體" w:hAnsi="Times New Roman"/>
               </w:rPr>
-              <w:t>25</w:t>
+              <w:t>17</w:t>
             </w:r>
           </w:p>
         </w:tc>
@@ -7803,7 +7626,7 @@
               <w:rPr>
                 <w:rFonts w:ascii="Times New Roman" w:eastAsia="標楷體" w:hAnsi="Times New Roman"/>
               </w:rPr>
-              <w:t>16.7%</w:t>
+              <w:t>8.3%</w:t>
             </w:r>
           </w:p>
         </w:tc>
@@ -7860,7 +7683,7 @@
               <w:rPr>
                 <w:rFonts w:ascii="Times New Roman" w:eastAsia="標楷體" w:hAnsi="Times New Roman"/>
               </w:rPr>
-              <w:t>吳超</w:t>
+              <w:t>劉燕</w:t>
             </w:r>
           </w:p>
         </w:tc>
@@ -7876,7 +7699,7 @@
               <w:rPr>
                 <w:rFonts w:ascii="Times New Roman" w:eastAsia="標楷體" w:hAnsi="Times New Roman"/>
               </w:rPr>
-              <w:t>MAR-008</w:t>
+              <w:t>MAR-007</w:t>
             </w:r>
           </w:p>
         </w:tc>
@@ -7892,7 +7715,7 @@
               <w:rPr>
                 <w:rFonts w:ascii="Times New Roman" w:eastAsia="標楷體" w:hAnsi="Times New Roman"/>
               </w:rPr>
-              <w:t>18</w:t>
+              <w:t>21</w:t>
             </w:r>
           </w:p>
         </w:tc>
@@ -7908,7 +7731,7 @@
               <w:rPr>
                 <w:rFonts w:ascii="Times New Roman" w:eastAsia="標楷體" w:hAnsi="Times New Roman"/>
               </w:rPr>
-              <w:t>28.6%</w:t>
+              <w:t>7.7%</w:t>
             </w:r>
           </w:p>
         </w:tc>
@@ -7965,7 +7788,7 @@
               <w:rPr>
                 <w:rFonts w:ascii="Times New Roman" w:eastAsia="標楷體" w:hAnsi="Times New Roman"/>
               </w:rPr>
-              <w:t>劉燕</w:t>
+              <w:t>鄭宇</w:t>
             </w:r>
           </w:p>
         </w:tc>
@@ -7997,7 +7820,217 @@
               <w:rPr>
                 <w:rFonts w:ascii="Times New Roman" w:eastAsia="標楷體" w:hAnsi="Times New Roman"/>
               </w:rPr>
-              <w:t>29</w:t>
+              <w:t>17</w:t>
+            </w:r>
+          </w:p>
+        </w:tc>
+        <w:tc>
+          <w:tcPr>
+            <w:tcW w:w="1077" w:type="dxa"/>
+          </w:tcPr>
+          <w:p>
+            <w:pPr>
+              <w:spacing w:after="40"/>
+            </w:pPr>
+            <w:r>
+              <w:rPr>
+                <w:rFonts w:ascii="Times New Roman" w:eastAsia="標楷體" w:hAnsi="Times New Roman"/>
+              </w:rPr>
+              <w:t>20.0%</w:t>
+            </w:r>
+          </w:p>
+        </w:tc>
+        <w:tc>
+          <w:tcPr>
+            <w:tcW w:w="3061" w:type="dxa"/>
+          </w:tcPr>
+          <w:p>
+            <w:pPr>
+              <w:spacing w:after="40"/>
+              <w:rPr>
+                <w:lang w:eastAsia="zh-TW"/>
+              </w:rPr>
+            </w:pPr>
+            <w:r>
+              <w:rPr>
+                <w:rFonts w:ascii="Times New Roman" w:eastAsia="標楷體" w:hAnsi="Times New Roman"/>
+                <w:lang w:eastAsia="zh-TW"/>
+              </w:rPr>
+              <w:t>疲勞適中，配置近海任務</w:t>
+            </w:r>
+          </w:p>
+        </w:tc>
+      </w:tr>
+      <w:tr>
+        <w:trPr>
+          <w:jc w:val="center"/>
+        </w:trPr>
+        <w:tc>
+          <w:tcPr>
+            <w:tcW w:w="907" w:type="dxa"/>
+          </w:tcPr>
+          <w:p>
+            <w:pPr>
+              <w:spacing w:after="40"/>
+            </w:pPr>
+            <w:r>
+              <w:rPr>
+                <w:rFonts w:ascii="Times New Roman" w:eastAsia="標楷體" w:hAnsi="Times New Roman"/>
+              </w:rPr>
+              <w:t>近海</w:t>
+            </w:r>
+          </w:p>
+        </w:tc>
+        <w:tc>
+          <w:tcPr>
+            <w:tcW w:w="1134" w:type="dxa"/>
+          </w:tcPr>
+          <w:p>
+            <w:pPr>
+              <w:spacing w:after="40"/>
+            </w:pPr>
+            <w:r>
+              <w:rPr>
+                <w:rFonts w:ascii="Times New Roman" w:eastAsia="標楷體" w:hAnsi="Times New Roman"/>
+              </w:rPr>
+              <w:t>孫芳</w:t>
+            </w:r>
+          </w:p>
+        </w:tc>
+        <w:tc>
+          <w:tcPr>
+            <w:tcW w:w="1247" w:type="dxa"/>
+          </w:tcPr>
+          <w:p>
+            <w:pPr>
+              <w:spacing w:after="40"/>
+            </w:pPr>
+            <w:r>
+              <w:rPr>
+                <w:rFonts w:ascii="Times New Roman" w:eastAsia="標楷體" w:hAnsi="Times New Roman"/>
+              </w:rPr>
+              <w:t>MAR-004</w:t>
+            </w:r>
+          </w:p>
+        </w:tc>
+        <w:tc>
+          <w:tcPr>
+            <w:tcW w:w="1077" w:type="dxa"/>
+          </w:tcPr>
+          <w:p>
+            <w:pPr>
+              <w:spacing w:after="40"/>
+            </w:pPr>
+            <w:r>
+              <w:rPr>
+                <w:rFonts w:ascii="Times New Roman" w:eastAsia="標楷體" w:hAnsi="Times New Roman"/>
+              </w:rPr>
+              <w:t>18</w:t>
+            </w:r>
+          </w:p>
+        </w:tc>
+        <w:tc>
+          <w:tcPr>
+            <w:tcW w:w="1077" w:type="dxa"/>
+          </w:tcPr>
+          <w:p>
+            <w:pPr>
+              <w:spacing w:after="40"/>
+            </w:pPr>
+            <w:r>
+              <w:rPr>
+                <w:rFonts w:ascii="Times New Roman" w:eastAsia="標楷體" w:hAnsi="Times New Roman"/>
+              </w:rPr>
+              <w:t>33.3%</w:t>
+            </w:r>
+          </w:p>
+        </w:tc>
+        <w:tc>
+          <w:tcPr>
+            <w:tcW w:w="3061" w:type="dxa"/>
+          </w:tcPr>
+          <w:p>
+            <w:pPr>
+              <w:spacing w:after="40"/>
+              <w:rPr>
+                <w:lang w:eastAsia="zh-TW"/>
+              </w:rPr>
+            </w:pPr>
+            <w:r>
+              <w:rPr>
+                <w:rFonts w:ascii="Times New Roman" w:eastAsia="標楷體" w:hAnsi="Times New Roman"/>
+                <w:lang w:eastAsia="zh-TW"/>
+              </w:rPr>
+              <w:t>疲勞適中，配置近海任務</w:t>
+            </w:r>
+          </w:p>
+        </w:tc>
+      </w:tr>
+      <w:tr>
+        <w:trPr>
+          <w:jc w:val="center"/>
+        </w:trPr>
+        <w:tc>
+          <w:tcPr>
+            <w:tcW w:w="907" w:type="dxa"/>
+          </w:tcPr>
+          <w:p>
+            <w:pPr>
+              <w:spacing w:after="40"/>
+            </w:pPr>
+            <w:r>
+              <w:rPr>
+                <w:rFonts w:ascii="Times New Roman" w:eastAsia="標楷體" w:hAnsi="Times New Roman"/>
+              </w:rPr>
+              <w:t>近海</w:t>
+            </w:r>
+          </w:p>
+        </w:tc>
+        <w:tc>
+          <w:tcPr>
+            <w:tcW w:w="1134" w:type="dxa"/>
+          </w:tcPr>
+          <w:p>
+            <w:pPr>
+              <w:spacing w:after="40"/>
+            </w:pPr>
+            <w:r>
+              <w:rPr>
+                <w:rFonts w:ascii="Times New Roman" w:eastAsia="標楷體" w:hAnsi="Times New Roman"/>
+              </w:rPr>
+              <w:t>吳超</w:t>
+            </w:r>
+          </w:p>
+        </w:tc>
+        <w:tc>
+          <w:tcPr>
+            <w:tcW w:w="1247" w:type="dxa"/>
+          </w:tcPr>
+          <w:p>
+            <w:pPr>
+              <w:spacing w:after="40"/>
+            </w:pPr>
+            <w:r>
+              <w:rPr>
+                <w:rFonts w:ascii="Times New Roman" w:eastAsia="標楷體" w:hAnsi="Times New Roman"/>
+              </w:rPr>
+              <w:t>MAR-005</w:t>
+            </w:r>
+          </w:p>
+        </w:tc>
+        <w:tc>
+          <w:tcPr>
+            <w:tcW w:w="1077" w:type="dxa"/>
+          </w:tcPr>
+          <w:p>
+            <w:pPr>
+              <w:spacing w:after="40"/>
+            </w:pPr>
+            <w:r>
+              <w:rPr>
+                <w:rFonts w:ascii="Times New Roman" w:eastAsia="標楷體" w:hAnsi="Times New Roman"/>
+              </w:rPr>
+              <w:t>16</w:t>
             </w:r>
           </w:p>
         </w:tc>
@@ -8054,216 +8087,6 @@
               <w:rPr>
                 <w:rFonts w:ascii="Times New Roman" w:eastAsia="標楷體" w:hAnsi="Times New Roman"/>
               </w:rPr>
-              <w:t>近海</w:t>
-            </w:r>
-          </w:p>
-        </w:tc>
-        <w:tc>
-          <w:tcPr>
-            <w:tcW w:w="1134" w:type="dxa"/>
-          </w:tcPr>
-          <w:p>
-            <w:pPr>
-              <w:spacing w:after="40"/>
-            </w:pPr>
-            <w:r>
-              <w:rPr>
-                <w:rFonts w:ascii="Times New Roman" w:eastAsia="標楷體" w:hAnsi="Times New Roman"/>
-              </w:rPr>
-              <w:t>鄭宇</w:t>
-            </w:r>
-          </w:p>
-        </w:tc>
-        <w:tc>
-          <w:tcPr>
-            <w:tcW w:w="1247" w:type="dxa"/>
-          </w:tcPr>
-          <w:p>
-            <w:pPr>
-              <w:spacing w:after="40"/>
-            </w:pPr>
-            <w:r>
-              <w:rPr>
-                <w:rFonts w:ascii="Times New Roman" w:eastAsia="標楷體" w:hAnsi="Times New Roman"/>
-              </w:rPr>
-              <w:t>MAR-004</w:t>
-            </w:r>
-          </w:p>
-        </w:tc>
-        <w:tc>
-          <w:tcPr>
-            <w:tcW w:w="1077" w:type="dxa"/>
-          </w:tcPr>
-          <w:p>
-            <w:pPr>
-              <w:spacing w:after="40"/>
-            </w:pPr>
-            <w:r>
-              <w:rPr>
-                <w:rFonts w:ascii="Times New Roman" w:eastAsia="標楷體" w:hAnsi="Times New Roman"/>
-              </w:rPr>
-              <w:t>34</w:t>
-            </w:r>
-          </w:p>
-        </w:tc>
-        <w:tc>
-          <w:tcPr>
-            <w:tcW w:w="1077" w:type="dxa"/>
-          </w:tcPr>
-          <w:p>
-            <w:pPr>
-              <w:spacing w:after="40"/>
-            </w:pPr>
-            <w:r>
-              <w:rPr>
-                <w:rFonts w:ascii="Times New Roman" w:eastAsia="標楷體" w:hAnsi="Times New Roman"/>
-              </w:rPr>
-              <w:t>26.3%</w:t>
-            </w:r>
-          </w:p>
-        </w:tc>
-        <w:tc>
-          <w:tcPr>
-            <w:tcW w:w="3061" w:type="dxa"/>
-          </w:tcPr>
-          <w:p>
-            <w:pPr>
-              <w:spacing w:after="40"/>
-              <w:rPr>
-                <w:lang w:eastAsia="zh-TW"/>
-              </w:rPr>
-            </w:pPr>
-            <w:r>
-              <w:rPr>
-                <w:rFonts w:ascii="Times New Roman" w:eastAsia="標楷體" w:hAnsi="Times New Roman"/>
-                <w:lang w:eastAsia="zh-TW"/>
-              </w:rPr>
-              <w:t>疲勞適中，配置近海任務</w:t>
-            </w:r>
-          </w:p>
-        </w:tc>
-      </w:tr>
-      <w:tr>
-        <w:trPr>
-          <w:jc w:val="center"/>
-        </w:trPr>
-        <w:tc>
-          <w:tcPr>
-            <w:tcW w:w="907" w:type="dxa"/>
-          </w:tcPr>
-          <w:p>
-            <w:pPr>
-              <w:spacing w:after="40"/>
-            </w:pPr>
-            <w:r>
-              <w:rPr>
-                <w:rFonts w:ascii="Times New Roman" w:eastAsia="標楷體" w:hAnsi="Times New Roman"/>
-              </w:rPr>
-              <w:t>近海</w:t>
-            </w:r>
-          </w:p>
-        </w:tc>
-        <w:tc>
-          <w:tcPr>
-            <w:tcW w:w="1134" w:type="dxa"/>
-          </w:tcPr>
-          <w:p>
-            <w:pPr>
-              <w:spacing w:after="40"/>
-            </w:pPr>
-            <w:r>
-              <w:rPr>
-                <w:rFonts w:ascii="Times New Roman" w:eastAsia="標楷體" w:hAnsi="Times New Roman"/>
-              </w:rPr>
-              <w:t>Employee</w:t>
-            </w:r>
-          </w:p>
-        </w:tc>
-        <w:tc>
-          <w:tcPr>
-            <w:tcW w:w="1247" w:type="dxa"/>
-          </w:tcPr>
-          <w:p>
-            <w:pPr>
-              <w:spacing w:after="40"/>
-            </w:pPr>
-            <w:r>
-              <w:rPr>
-                <w:rFonts w:ascii="Times New Roman" w:eastAsia="標楷體" w:hAnsi="Times New Roman"/>
-              </w:rPr>
-              <w:t>MAR-005</w:t>
-            </w:r>
-          </w:p>
-        </w:tc>
-        <w:tc>
-          <w:tcPr>
-            <w:tcW w:w="1077" w:type="dxa"/>
-          </w:tcPr>
-          <w:p>
-            <w:pPr>
-              <w:spacing w:after="40"/>
-            </w:pPr>
-            <w:r>
-              <w:rPr>
-                <w:rFonts w:ascii="Times New Roman" w:eastAsia="標楷體" w:hAnsi="Times New Roman"/>
-              </w:rPr>
-              <w:t>37</w:t>
-            </w:r>
-          </w:p>
-        </w:tc>
-        <w:tc>
-          <w:tcPr>
-            <w:tcW w:w="1077" w:type="dxa"/>
-          </w:tcPr>
-          <w:p>
-            <w:pPr>
-              <w:spacing w:after="40"/>
-            </w:pPr>
-            <w:r>
-              <w:rPr>
-                <w:rFonts w:ascii="Times New Roman" w:eastAsia="標楷體" w:hAnsi="Times New Roman"/>
-              </w:rPr>
-              <w:t>16.7%</w:t>
-            </w:r>
-          </w:p>
-        </w:tc>
-        <w:tc>
-          <w:tcPr>
-            <w:tcW w:w="3061" w:type="dxa"/>
-          </w:tcPr>
-          <w:p>
-            <w:pPr>
-              <w:spacing w:after="40"/>
-              <w:rPr>
-                <w:lang w:eastAsia="zh-TW"/>
-              </w:rPr>
-            </w:pPr>
-            <w:r>
-              <w:rPr>
-                <w:rFonts w:ascii="Times New Roman" w:eastAsia="標楷體" w:hAnsi="Times New Roman"/>
-                <w:lang w:eastAsia="zh-TW"/>
-              </w:rPr>
-              <w:t>疲勞適中，配置近海任務</w:t>
-            </w:r>
-          </w:p>
-        </w:tc>
-      </w:tr>
-      <w:tr>
-        <w:trPr>
-          <w:jc w:val="center"/>
-        </w:trPr>
-        <w:tc>
-          <w:tcPr>
-            <w:tcW w:w="907" w:type="dxa"/>
-          </w:tcPr>
-          <w:p>
-            <w:pPr>
-              <w:spacing w:after="40"/>
-            </w:pPr>
-            <w:r>
-              <w:rPr>
-                <w:rFonts w:ascii="Times New Roman" w:eastAsia="標楷體" w:hAnsi="Times New Roman"/>
-              </w:rPr>
               <w:t>港口</w:t>
             </w:r>
           </w:p>
@@ -8280,7 +8103,7 @@
               <w:rPr>
                 <w:rFonts w:ascii="Times New Roman" w:eastAsia="標楷體" w:hAnsi="Times New Roman"/>
               </w:rPr>
-              <w:t>林佳</w:t>
+              <w:t>陳偉</w:t>
             </w:r>
           </w:p>
         </w:tc>
@@ -8312,7 +8135,7 @@
               <w:rPr>
                 <w:rFonts w:ascii="Times New Roman" w:eastAsia="標楷體" w:hAnsi="Times New Roman"/>
               </w:rPr>
-              <w:t>66</w:t>
+              <w:t>53</w:t>
             </w:r>
           </w:p>
         </w:tc>
@@ -8328,7 +8151,7 @@
               <w:rPr>
                 <w:rFonts w:ascii="Times New Roman" w:eastAsia="標楷體" w:hAnsi="Times New Roman"/>
               </w:rPr>
-              <w:t>6.7%</w:t>
+              <w:t>26.7%</w:t>
             </w:r>
           </w:p>
         </w:tc>
@@ -8385,7 +8208,7 @@
               <w:rPr>
                 <w:rFonts w:ascii="Times New Roman" w:eastAsia="標楷體" w:hAnsi="Times New Roman"/>
               </w:rPr>
-              <w:t>陳偉</w:t>
+              <w:t>黃峻</w:t>
             </w:r>
           </w:p>
         </w:tc>
@@ -8417,7 +8240,7 @@
               <w:rPr>
                 <w:rFonts w:ascii="Times New Roman" w:eastAsia="標楷體" w:hAnsi="Times New Roman"/>
               </w:rPr>
-              <w:t>53</w:t>
+              <w:t>66</w:t>
             </w:r>
           </w:p>
         </w:tc>
@@ -8433,7 +8256,7 @@
               <w:rPr>
                 <w:rFonts w:ascii="Times New Roman" w:eastAsia="標楷體" w:hAnsi="Times New Roman"/>
               </w:rPr>
-              <w:t>17.6%</w:t>
+              <w:t>12.5%</w:t>
             </w:r>
           </w:p>
         </w:tc>
